--- a/zhs/docx/029.content.docx
+++ b/zhs/docx/029.content.docx
@@ -19,7 +19,7 @@
         <w:rPr>
           <w:lang w:val="zh_CN" w:bidi="zh_CN"/>
         </w:rPr>
-        <w:t>Resource: 关键词 (SRV)</w:t>
+        <w:t>Resource: Familiarization, Internalization, Articulation (Fia) Terms</w:t>
       </w:r>
       <w:r>
         <w:rPr>
@@ -39,37 +39,80 @@
           <w:b/>
           <w:lang w:val="zh_CN" w:bidi="zh_CN"/>
         </w:rPr>
-        <w:t>Familiarization, Internalization, Articulation (FIA) Key Terms</w:t>
-      </w:r>
-      <w:r>
-        <w:rPr>
-          <w:lang w:val="zh_CN" w:bidi="zh_CN"/>
-        </w:rPr>
-        <w:t xml:space="preserve"> © 2023 SRV Partners Released under CC BY-SA 4.0 license. </w:t>
-      </w:r>
-      <w:r>
-        <w:rPr>
-          <w:lang w:val="zh_CN" w:bidi="zh_CN"/>
-        </w:rPr>
-        <w:t>Familiarization, Internalization, Articulation (FIA) Key Terms</w:t>
-      </w:r>
-      <w:r>
-        <w:rPr>
-          <w:lang w:val="zh_CN" w:bidi="zh_CN"/>
-        </w:rPr>
-        <w:t xml:space="preserve"> has been adapted in the following languages Tok Pisin, عربي, Français, हिंदी, Bahasa Indonesia, Português, Русский, Español, Kiswahili, 简体中文 from </w:t>
-      </w:r>
-      <w:r>
-        <w:rPr>
-          <w:lang w:val="zh_CN" w:bidi="zh_CN"/>
-        </w:rPr>
-        <w:t>Familiarization, Internalization, Articulation (FIA)</w:t>
-      </w:r>
-      <w:r>
-        <w:rPr>
-          <w:lang w:val="zh_CN" w:bidi="zh_CN"/>
-        </w:rPr>
-        <w:t xml:space="preserve"> © 2023 SRV Partners. Released under CC BY-SA 4.0 license by Mission Mutual</w:t>
+        <w:t>Familiarization, Internalization, Articulation (Fia) Terms</w:t>
+      </w:r>
+      <w:r>
+        <w:rPr>
+          <w:lang w:val="zh_CN" w:bidi="zh_CN"/>
+        </w:rPr>
+        <w:t xml:space="preserve"> (Chinese (Simplified)) is based on: </w:t>
+      </w:r>
+      <w:r>
+        <w:rPr>
+          <w:lang w:val="zh_CN" w:bidi="zh_CN"/>
+        </w:rPr>
+        <w:t>Familiarization, Internalization, Articulation (Fia) Terms</w:t>
+      </w:r>
+      <w:r>
+        <w:rPr>
+          <w:lang w:val="zh_CN" w:bidi="zh_CN"/>
+        </w:rPr>
+        <w:t xml:space="preserve">, </w:t>
+      </w:r>
+      <w:hyperlink r:id="rId13">
+        <w:r>
+          <w:rPr>
+            <w:lang w:val="zh_CN" w:bidi="zh_CN"/>
+          </w:rPr>
+          <w:rPr>
+            <w:color w:val="0000EE"/>
+            <w:u w:val="single"/>
+          </w:rPr>
+          <w:t>SRV Partners</w:t>
+        </w:r>
+      </w:hyperlink>
+      <w:r>
+        <w:rPr>
+          <w:lang w:val="zh_CN" w:bidi="zh_CN"/>
+        </w:rPr>
+        <w:t xml:space="preserve">, 2023, which is licensed under a </w:t>
+      </w:r>
+      <w:hyperlink r:id="rId14">
+        <w:r>
+          <w:rPr>
+            <w:lang w:val="zh_CN" w:bidi="zh_CN"/>
+          </w:rPr>
+          <w:rPr>
+            <w:color w:val="0000EE"/>
+            <w:u w:val="single"/>
+          </w:rPr>
+          <w:t>CC BY-SA 4.0 license</w:t>
+        </w:r>
+      </w:hyperlink>
+      <w:r>
+        <w:rPr>
+          <w:lang w:val="zh_CN" w:bidi="zh_CN"/>
+        </w:rPr>
+        <w:t>.</w:t>
+      </w:r>
+      <w:r>
+        <w:rPr>
+          <w:lang w:val="zh_CN" w:bidi="zh_CN"/>
+        </w:rPr>
+      </w:r>
+    </w:p>
+    <w:p>
+      <w:pPr/>
+      <w:r>
+        <w:rPr>
+          <w:lang w:val="zh_CN" w:bidi="zh_CN"/>
+        </w:rPr>
+      </w:r>
+      <w:r>
+        <w:rPr>
+          <w:lang w:val="zh_CN" w:bidi="zh_CN"/>
+        </w:rPr>
+        <w:t>This PDF version is provided under the same license.</w:t>
       </w:r>
       <w:r>
         <w:rPr>
@@ -90,7 +133,7 @@
         <w:rPr>
           <w:lang w:val="zh_CN" w:bidi="zh_CN"/>
         </w:rPr>
-        <w:t>关键词 (SRV)</w:t>
+        <w:t>Familiarization, Internalization, Articulation (Fia) Terms</w:t>
       </w:r>
     </w:p>
     <w:p>
@@ -218,36 +261,54 @@
         </w:rPr>
         <w:t>这个词和</w:t>
       </w:r>
-      <w:r>
-        <w:rPr>
-          <w:lang w:val="zh_CN" w:bidi="zh_CN"/>
-        </w:rPr>
-        <w:t>弥赛亚</w:t>
-      </w:r>
+      <w:hyperlink r:id="rId15">
+        <w:r>
+          <w:rPr>
+            <w:lang w:val="zh_CN" w:bidi="zh_CN"/>
+          </w:rPr>
+          <w:rPr>
+            <w:color w:val="0000EE"/>
+            <w:u w:val="single"/>
+          </w:rPr>
+          <w:t>弥赛亚</w:t>
+        </w:r>
+      </w:hyperlink>
       <w:r>
         <w:rPr>
           <w:lang w:val="zh_CN" w:bidi="zh_CN"/>
         </w:rPr>
         <w:t>这个词是相同的。基督是</w:t>
       </w:r>
-      <w:r>
-        <w:rPr>
-          <w:lang w:val="zh_CN" w:bidi="zh_CN"/>
-        </w:rPr>
-        <w:t>希腊文</w:t>
-      </w:r>
+      <w:hyperlink r:id="rId16">
+        <w:r>
+          <w:rPr>
+            <w:lang w:val="zh_CN" w:bidi="zh_CN"/>
+          </w:rPr>
+          <w:rPr>
+            <w:color w:val="0000EE"/>
+            <w:u w:val="single"/>
+          </w:rPr>
+          <w:t>希腊文</w:t>
+        </w:r>
+      </w:hyperlink>
       <w:r>
         <w:rPr>
           <w:lang w:val="zh_CN" w:bidi="zh_CN"/>
         </w:rPr>
         <w:t>，弥赛亚是</w:t>
       </w:r>
-      <w:r>
-        <w:rPr>
-          <w:lang w:val="zh_CN" w:bidi="zh_CN"/>
-        </w:rPr>
-        <w:t>希伯来文</w:t>
-      </w:r>
+      <w:hyperlink r:id="rId17">
+        <w:r>
+          <w:rPr>
+            <w:lang w:val="zh_CN" w:bidi="zh_CN"/>
+          </w:rPr>
+          <w:rPr>
+            <w:color w:val="0000EE"/>
+            <w:u w:val="single"/>
+          </w:rPr>
+          <w:t>希伯来文</w:t>
+        </w:r>
+      </w:hyperlink>
       <w:r>
         <w:rPr>
           <w:lang w:val="zh_CN" w:bidi="zh_CN"/>
@@ -268,24 +329,36 @@
         </w:rPr>
         <w:t>"弥赛亚"这个词指的是神应许要差来的那位特别的</w:t>
       </w:r>
-      <w:r>
-        <w:rPr>
-          <w:lang w:val="zh_CN" w:bidi="zh_CN"/>
-        </w:rPr>
-        <w:t>王</w:t>
-      </w:r>
+      <w:hyperlink r:id="rId18">
+        <w:r>
+          <w:rPr>
+            <w:lang w:val="zh_CN" w:bidi="zh_CN"/>
+          </w:rPr>
+          <w:rPr>
+            <w:color w:val="0000EE"/>
+            <w:u w:val="single"/>
+          </w:rPr>
+          <w:t>王</w:t>
+        </w:r>
+      </w:hyperlink>
       <w:r>
         <w:rPr>
           <w:lang w:val="zh_CN" w:bidi="zh_CN"/>
         </w:rPr>
         <w:t>和</w:t>
       </w:r>
-      <w:r>
-        <w:rPr>
-          <w:lang w:val="zh_CN" w:bidi="zh_CN"/>
-        </w:rPr>
-        <w:t>救主</w:t>
-      </w:r>
+      <w:hyperlink r:id="rId19">
+        <w:r>
+          <w:rPr>
+            <w:lang w:val="zh_CN" w:bidi="zh_CN"/>
+          </w:rPr>
+          <w:rPr>
+            <w:color w:val="0000EE"/>
+            <w:u w:val="single"/>
+          </w:rPr>
+          <w:t>救主</w:t>
+        </w:r>
+      </w:hyperlink>
       <w:r>
         <w:rPr>
           <w:lang w:val="zh_CN" w:bidi="zh_CN"/>
@@ -306,48 +379,72 @@
         </w:rPr>
         <w:t>弥赛亚的字面意思是</w:t>
       </w:r>
-      <w:r>
-        <w:rPr>
-          <w:lang w:val="zh_CN" w:bidi="zh_CN"/>
-        </w:rPr>
-        <w:t>受膏者</w:t>
-      </w:r>
+      <w:hyperlink r:id="rId20">
+        <w:r>
+          <w:rPr>
+            <w:lang w:val="zh_CN" w:bidi="zh_CN"/>
+          </w:rPr>
+          <w:rPr>
+            <w:color w:val="0000EE"/>
+            <w:u w:val="single"/>
+          </w:rPr>
+          <w:t>受膏者</w:t>
+        </w:r>
+      </w:hyperlink>
       <w:r>
         <w:rPr>
           <w:lang w:val="zh_CN" w:bidi="zh_CN"/>
         </w:rPr>
         <w:t>。这意味着另外一个人把油倒在他们身上。这是一个记号，表明神给了这个人一项特殊的任务。例如，在旧约中，神告诉</w:t>
       </w:r>
-      <w:r>
-        <w:rPr>
-          <w:lang w:val="zh_CN" w:bidi="zh_CN"/>
-        </w:rPr>
-        <w:t>先知</w:t>
-      </w:r>
+      <w:hyperlink r:id="rId21">
+        <w:r>
+          <w:rPr>
+            <w:lang w:val="zh_CN" w:bidi="zh_CN"/>
+          </w:rPr>
+          <w:rPr>
+            <w:color w:val="0000EE"/>
+            <w:u w:val="single"/>
+          </w:rPr>
+          <w:t>先知</w:t>
+        </w:r>
+      </w:hyperlink>
       <w:r>
         <w:rPr>
           <w:lang w:val="zh_CN" w:bidi="zh_CN"/>
         </w:rPr>
         <w:t>撒母耳，要把油倒在</w:t>
       </w:r>
-      <w:r>
-        <w:rPr>
-          <w:lang w:val="zh_CN" w:bidi="zh_CN"/>
-        </w:rPr>
-        <w:t>大卫</w:t>
-      </w:r>
+      <w:hyperlink r:id="rId22">
+        <w:r>
+          <w:rPr>
+            <w:lang w:val="zh_CN" w:bidi="zh_CN"/>
+          </w:rPr>
+          <w:rPr>
+            <w:color w:val="0000EE"/>
+            <w:u w:val="single"/>
+          </w:rPr>
+          <w:t>大卫</w:t>
+        </w:r>
+      </w:hyperlink>
       <w:r>
         <w:rPr>
           <w:lang w:val="zh_CN" w:bidi="zh_CN"/>
         </w:rPr>
         <w:t>身上。这是一个记号，表明神拣选了大卫成为</w:t>
       </w:r>
-      <w:r>
-        <w:rPr>
-          <w:lang w:val="zh_CN" w:bidi="zh_CN"/>
-        </w:rPr>
-        <w:t>以色列</w:t>
-      </w:r>
+      <w:hyperlink r:id="rId23">
+        <w:r>
+          <w:rPr>
+            <w:lang w:val="zh_CN" w:bidi="zh_CN"/>
+          </w:rPr>
+          <w:rPr>
+            <w:color w:val="0000EE"/>
+            <w:u w:val="single"/>
+          </w:rPr>
+          <w:t>以色列</w:t>
+        </w:r>
+      </w:hyperlink>
       <w:r>
         <w:rPr>
           <w:lang w:val="zh_CN" w:bidi="zh_CN"/>
@@ -382,12 +479,18 @@
         </w:rPr>
         <w:t>大卫成为最受人喜爱的以色列王。但在大卫之后，其他人统治着以色列，他们中的许多人不是好王。这些王引导百姓远离神，因此神必须惩罚他们。以色列国被摧毁，并被其它</w:t>
       </w:r>
-      <w:r>
-        <w:rPr>
-          <w:lang w:val="zh_CN" w:bidi="zh_CN"/>
-        </w:rPr>
-        <w:t>国家</w:t>
-      </w:r>
+      <w:hyperlink r:id="rId24">
+        <w:r>
+          <w:rPr>
+            <w:lang w:val="zh_CN" w:bidi="zh_CN"/>
+          </w:rPr>
+          <w:rPr>
+            <w:color w:val="0000EE"/>
+            <w:u w:val="single"/>
+          </w:rPr>
+          <w:t>国家</w:t>
+        </w:r>
+      </w:hyperlink>
       <w:r>
         <w:rPr>
           <w:lang w:val="zh_CN" w:bidi="zh_CN"/>
@@ -402,12 +505,18 @@
           <w:lang w:val="zh_CN" w:bidi="zh_CN"/>
         </w:rPr>
       </w:r>
-      <w:r>
-        <w:rPr>
-          <w:lang w:val="zh_CN" w:bidi="zh_CN"/>
-        </w:rPr>
-        <w:t>以色列人</w:t>
-      </w:r>
+      <w:hyperlink r:id="rId25">
+        <w:r>
+          <w:rPr>
+            <w:lang w:val="zh_CN" w:bidi="zh_CN"/>
+          </w:rPr>
+          <w:rPr>
+            <w:color w:val="0000EE"/>
+            <w:u w:val="single"/>
+          </w:rPr>
+          <w:t>以色列人</w:t>
+        </w:r>
+      </w:hyperlink>
       <w:r>
         <w:rPr>
           <w:lang w:val="zh_CN" w:bidi="zh_CN"/>
@@ -441,12 +550,18 @@
         </w:rPr>
         <w:t>就是神应许要差来的弥赛亚。耶稣是大卫的后裔。耶稣证明了神借着祂非凡的大能和</w:t>
       </w:r>
-      <w:r>
-        <w:rPr>
-          <w:lang w:val="zh_CN" w:bidi="zh_CN"/>
-        </w:rPr>
-        <w:t>权柄</w:t>
-      </w:r>
+      <w:hyperlink r:id="rId26">
+        <w:r>
+          <w:rPr>
+            <w:lang w:val="zh_CN" w:bidi="zh_CN"/>
+          </w:rPr>
+          <w:rPr>
+            <w:color w:val="0000EE"/>
+            <w:u w:val="single"/>
+          </w:rPr>
+          <w:t>权柄</w:t>
+        </w:r>
+      </w:hyperlink>
       <w:r>
         <w:rPr>
           <w:lang w:val="zh_CN" w:bidi="zh_CN"/>
@@ -467,24 +582,36 @@
         </w:rPr>
         <w:t>耶稣几乎从不直接地对人们说："我是弥赛亚！"这是因为人们还没有真正知道耶稣是弥赛亚意味着什么。他们错误地</w:t>
       </w:r>
-      <w:r>
-        <w:rPr>
-          <w:lang w:val="zh_CN" w:bidi="zh_CN"/>
-        </w:rPr>
-        <w:t>相信</w:t>
-      </w:r>
+      <w:hyperlink r:id="rId27">
+        <w:r>
+          <w:rPr>
+            <w:lang w:val="zh_CN" w:bidi="zh_CN"/>
+          </w:rPr>
+          <w:rPr>
+            <w:color w:val="0000EE"/>
+            <w:u w:val="single"/>
+          </w:rPr>
+          <w:t>相信</w:t>
+        </w:r>
+      </w:hyperlink>
       <w:r>
         <w:rPr>
           <w:lang w:val="zh_CN" w:bidi="zh_CN"/>
         </w:rPr>
         <w:t>弥赛亚会恢复以色列国，并把政治权力交还给他们。耶稣反而自称是"</w:t>
       </w:r>
-      <w:r>
-        <w:rPr>
-          <w:lang w:val="zh_CN" w:bidi="zh_CN"/>
-        </w:rPr>
-        <w:t>人子</w:t>
-      </w:r>
+      <w:hyperlink r:id="rId28">
+        <w:r>
+          <w:rPr>
+            <w:lang w:val="zh_CN" w:bidi="zh_CN"/>
+          </w:rPr>
+          <w:rPr>
+            <w:color w:val="0000EE"/>
+            <w:u w:val="single"/>
+          </w:rPr>
+          <w:t>人子</w:t>
+        </w:r>
+      </w:hyperlink>
       <w:r>
         <w:rPr>
           <w:lang w:val="zh_CN" w:bidi="zh_CN"/>
@@ -505,24 +632,36 @@
         </w:rPr>
         <w:t>耶稣从死里复活后，祂的</w:t>
       </w:r>
-      <w:r>
-        <w:rPr>
-          <w:lang w:val="zh_CN" w:bidi="zh_CN"/>
-        </w:rPr>
-        <w:t>门徒</w:t>
-      </w:r>
+      <w:hyperlink r:id="rId29">
+        <w:r>
+          <w:rPr>
+            <w:lang w:val="zh_CN" w:bidi="zh_CN"/>
+          </w:rPr>
+          <w:rPr>
+            <w:color w:val="0000EE"/>
+            <w:u w:val="single"/>
+          </w:rPr>
+          <w:t>门徒</w:t>
+        </w:r>
+      </w:hyperlink>
       <w:r>
         <w:rPr>
           <w:lang w:val="zh_CN" w:bidi="zh_CN"/>
         </w:rPr>
         <w:t>非常确定祂就是弥赛亚，他们开始与其他人分享这个好消息。神已经差来了救主！但耶稣不是一个只把人们从地上的政府中解救出来的救主。耶稣是救主，祂做了更多的事情，耶稣解救人们脱离</w:t>
       </w:r>
-      <w:r>
-        <w:rPr>
-          <w:lang w:val="zh_CN" w:bidi="zh_CN"/>
-        </w:rPr>
-        <w:t>罪</w:t>
-      </w:r>
+      <w:hyperlink r:id="rId30">
+        <w:r>
+          <w:rPr>
+            <w:lang w:val="zh_CN" w:bidi="zh_CN"/>
+          </w:rPr>
+          <w:rPr>
+            <w:color w:val="0000EE"/>
+            <w:u w:val="single"/>
+          </w:rPr>
+          <w:t>罪</w:t>
+        </w:r>
+      </w:hyperlink>
       <w:r>
         <w:rPr>
           <w:lang w:val="zh_CN" w:bidi="zh_CN"/>
@@ -643,6 +782,77 @@
         <w:rPr>
           <w:lang w:val="zh_CN" w:bidi="zh_CN"/>
         </w:rPr>
+        <w:t>基督</w:t>
+      </w:r>
+      <w:r>
+        <w:rPr>
+          <w:lang w:val="zh_CN" w:bidi="zh_CN"/>
+        </w:rPr>
+      </w:r>
+    </w:p>
+    <w:p>
+      <w:pPr>
+        <w:pStyle w:val="Heading4"/>
+      </w:pPr>
+      <w:r>
+        <w:rPr>
+          <w:lang w:val="zh_CN" w:bidi="zh_CN"/>
+        </w:rPr>
+        <w:t>Audio Content</w:t>
+      </w:r>
+    </w:p>
+    <w:p>
+      <w:pPr/>
+      <w:r>
+        <w:rPr>
+          <w:lang w:val="zh_CN" w:bidi="zh_CN"/>
+        </w:rPr>
+      </w:r>
+      <w:hyperlink r:id="rId31">
+        <w:r>
+          <w:rPr>
+            <w:lang w:val="zh_CN" w:bidi="zh_CN"/>
+          </w:rPr>
+          <w:rPr>
+            <w:color w:val="0000EE"/>
+            <w:u w:val="single"/>
+          </w:rPr>
+          <w:t>mp3 file</w:t>
+        </w:r>
+      </w:hyperlink>
+      <w:r>
+        <w:rPr>
+          <w:lang w:val="zh_CN" w:bidi="zh_CN"/>
+        </w:rPr>
+        <w:t xml:space="preserve"> (None KB)</w:t>
+      </w:r>
+      <w:r>
+        <w:rPr>
+          <w:lang w:val="zh_CN" w:bidi="zh_CN"/>
+        </w:rPr>
+      </w:r>
+      <w:r>
+        <w:rPr>
+          <w:lang w:val="zh_CN" w:bidi="zh_CN"/>
+        </w:rPr>
+      </w:r>
+    </w:p>
+    <w:p>
+      <w:pPr/>
+      <w:r>
+        <w:rPr>
+          <w:lang w:val="zh_CN" w:bidi="zh_CN"/>
+        </w:rPr>
+      </w:r>
+    </w:p>
+    <w:p>
+      <w:pPr>
+        <w:pStyle w:val="Heading2"/>
+      </w:pPr>
+      <w:r>
+        <w:rPr>
+          <w:lang w:val="zh_CN" w:bidi="zh_CN"/>
+        </w:rPr>
         <w:t>记号</w:t>
       </w:r>
       <w:r>
@@ -685,6 +895,278 @@
         </w:rPr>
         <w:t>有时神会赐下一个记号作为警告，告诉人们一些重要的事。 例如，神告诉</w:t>
       </w:r>
+      <w:hyperlink r:id="rId32">
+        <w:r>
+          <w:rPr>
+            <w:lang w:val="zh_CN" w:bidi="zh_CN"/>
+          </w:rPr>
+          <w:rPr>
+            <w:color w:val="0000EE"/>
+            <w:u w:val="single"/>
+          </w:rPr>
+          <w:t>祭司</w:t>
+        </w:r>
+      </w:hyperlink>
+      <w:r>
+        <w:rPr>
+          <w:lang w:val="zh_CN" w:bidi="zh_CN"/>
+        </w:rPr>
+        <w:t>以利，以利的两个儿子将在同一天死亡。 这将是一个记号，表明神所说的一切事，作为对</w:t>
+      </w:r>
+      <w:hyperlink r:id="rId25">
+        <w:r>
+          <w:rPr>
+            <w:lang w:val="zh_CN" w:bidi="zh_CN"/>
+          </w:rPr>
+          <w:rPr>
+            <w:color w:val="0000EE"/>
+            <w:u w:val="single"/>
+          </w:rPr>
+          <w:t>以色列</w:t>
+        </w:r>
+      </w:hyperlink>
+      <w:r>
+        <w:rPr>
+          <w:lang w:val="zh_CN" w:bidi="zh_CN"/>
+        </w:rPr>
+        <w:t>人的</w:t>
+      </w:r>
+      <w:hyperlink r:id="rId30">
+        <w:r>
+          <w:rPr>
+            <w:lang w:val="zh_CN" w:bidi="zh_CN"/>
+          </w:rPr>
+          <w:rPr>
+            <w:color w:val="0000EE"/>
+            <w:u w:val="single"/>
+          </w:rPr>
+          <w:t>罪</w:t>
+        </w:r>
+      </w:hyperlink>
+      <w:r>
+        <w:rPr>
+          <w:lang w:val="zh_CN" w:bidi="zh_CN"/>
+        </w:rPr>
+        <w:t>的惩罚，都会成为现实。</w:t>
+      </w:r>
+    </w:p>
+    <w:p>
+      <w:pPr/>
+      <w:r>
+        <w:rPr>
+          <w:lang w:val="zh_CN" w:bidi="zh_CN"/>
+        </w:rPr>
+      </w:r>
+      <w:r>
+        <w:rPr>
+          <w:lang w:val="zh_CN" w:bidi="zh_CN"/>
+        </w:rPr>
+        <w:t>耶稣行了许多</w:t>
+      </w:r>
+      <w:hyperlink r:id="rId33">
+        <w:r>
+          <w:rPr>
+            <w:lang w:val="zh_CN" w:bidi="zh_CN"/>
+          </w:rPr>
+          <w:rPr>
+            <w:color w:val="0000EE"/>
+            <w:u w:val="single"/>
+          </w:rPr>
+          <w:t>神迹</w:t>
+        </w:r>
+      </w:hyperlink>
+      <w:r>
+        <w:rPr>
+          <w:lang w:val="zh_CN" w:bidi="zh_CN"/>
+        </w:rPr>
+        <w:t>。 这些神迹就是记号，向人们表明耶稣真的是由神差遣的，人们应该听耶稣所说的关于神的话。</w:t>
+      </w:r>
+    </w:p>
+    <w:p>
+      <w:pPr/>
+      <w:r>
+        <w:rPr>
+          <w:lang w:val="zh_CN" w:bidi="zh_CN"/>
+        </w:rPr>
+      </w:r>
+      <w:r>
+        <w:rPr>
+          <w:lang w:val="zh_CN" w:bidi="zh_CN"/>
+        </w:rPr>
+        <w:t>耶稣的</w:t>
+      </w:r>
+      <w:hyperlink r:id="rId34">
+        <w:r>
+          <w:rPr>
+            <w:lang w:val="zh_CN" w:bidi="zh_CN"/>
+          </w:rPr>
+          <w:rPr>
+            <w:color w:val="0000EE"/>
+            <w:u w:val="single"/>
+          </w:rPr>
+          <w:t>信徒</w:t>
+        </w:r>
+      </w:hyperlink>
+      <w:r>
+        <w:rPr>
+          <w:lang w:val="zh_CN" w:bidi="zh_CN"/>
+        </w:rPr>
+        <w:t>也行了神迹。 这些记号证明耶稣的信徒说的是关于耶稣的真理。</w:t>
+      </w:r>
+    </w:p>
+    <w:p>
+      <w:pPr/>
+      <w:r>
+        <w:rPr>
+          <w:lang w:val="zh_CN" w:bidi="zh_CN"/>
+        </w:rPr>
+      </w:r>
+      <w:r>
+        <w:rPr>
+          <w:lang w:val="zh_CN" w:bidi="zh_CN"/>
+        </w:rPr>
+        <w:t>因为记号与神迹非常相似，所以我们经常听到圣经中的"记号和神迹"或"记号和奇事"这句话。</w:t>
+      </w:r>
+    </w:p>
+    <w:p>
+      <w:pPr/>
+      <w:r>
+        <w:rPr>
+          <w:lang w:val="zh_CN" w:bidi="zh_CN"/>
+        </w:rPr>
+      </w:r>
+      <w:r>
+        <w:rPr>
+          <w:lang w:val="zh_CN" w:bidi="zh_CN"/>
+        </w:rPr>
+        <w:t>记号帮助人们</w:t>
+      </w:r>
+      <w:hyperlink r:id="rId27">
+        <w:r>
+          <w:rPr>
+            <w:lang w:val="zh_CN" w:bidi="zh_CN"/>
+          </w:rPr>
+          <w:rPr>
+            <w:color w:val="0000EE"/>
+            <w:u w:val="single"/>
+          </w:rPr>
+          <w:t>相信</w:t>
+        </w:r>
+      </w:hyperlink>
+      <w:r>
+        <w:rPr>
+          <w:lang w:val="zh_CN" w:bidi="zh_CN"/>
+        </w:rPr>
+        <w:t>，但我们必须信靠神，即使祂没有赐下任何记号。 如果人们只在看到记号时信靠神，他们就根本不是真正信靠神。 因此，当人们要求耶稣为他们行一个记号时，耶稣拒绝为他们这样做。</w:t>
+      </w:r>
+    </w:p>
+    <w:p>
+      <w:pPr/>
+      <w:r>
+        <w:rPr>
+          <w:lang w:val="zh_CN" w:bidi="zh_CN"/>
+        </w:rPr>
+      </w:r>
+      <w:r>
+        <w:rPr>
+          <w:lang w:val="zh_CN" w:bidi="zh_CN"/>
+        </w:rPr>
+        <w:t>即使神确实行了一个记号，也只有愿意相信祂的人才会相信这个记号。 另一些人会说这个记号不是真的，或者不是来自神。</w:t>
+      </w:r>
+      <w:r>
+        <w:rPr>
+          <w:lang w:val="zh_CN" w:bidi="zh_CN"/>
+        </w:rPr>
+      </w:r>
+      <w:r>
+        <w:rPr>
+          <w:lang w:val="zh_CN" w:bidi="zh_CN"/>
+        </w:rPr>
+      </w:r>
+    </w:p>
+    <w:p>
+      <w:pPr/>
+      <w:r>
+        <w:rPr>
+          <w:lang w:val="zh_CN" w:bidi="zh_CN"/>
+        </w:rPr>
+      </w:r>
+    </w:p>
+    <w:p>
+      <w:pPr>
+        <w:pStyle w:val="Heading2"/>
+      </w:pPr>
+      <w:r>
+        <w:rPr>
+          <w:lang w:val="zh_CN" w:bidi="zh_CN"/>
+        </w:rPr>
+        <w:t>记号</w:t>
+      </w:r>
+      <w:r>
+        <w:rPr>
+          <w:lang w:val="zh_CN" w:bidi="zh_CN"/>
+        </w:rPr>
+      </w:r>
+    </w:p>
+    <w:p>
+      <w:pPr>
+        <w:pStyle w:val="Heading4"/>
+      </w:pPr>
+      <w:r>
+        <w:rPr>
+          <w:lang w:val="zh_CN" w:bidi="zh_CN"/>
+        </w:rPr>
+        <w:t>Audio Content</w:t>
+      </w:r>
+    </w:p>
+    <w:p>
+      <w:pPr/>
+      <w:r>
+        <w:rPr>
+          <w:lang w:val="zh_CN" w:bidi="zh_CN"/>
+        </w:rPr>
+      </w:r>
+      <w:hyperlink r:id="rId31">
+        <w:r>
+          <w:rPr>
+            <w:lang w:val="zh_CN" w:bidi="zh_CN"/>
+          </w:rPr>
+          <w:rPr>
+            <w:color w:val="0000EE"/>
+            <w:u w:val="single"/>
+          </w:rPr>
+          <w:t>mp3 file</w:t>
+        </w:r>
+      </w:hyperlink>
+      <w:r>
+        <w:rPr>
+          <w:lang w:val="zh_CN" w:bidi="zh_CN"/>
+        </w:rPr>
+        <w:t xml:space="preserve"> (None KB)</w:t>
+      </w:r>
+      <w:r>
+        <w:rPr>
+          <w:lang w:val="zh_CN" w:bidi="zh_CN"/>
+        </w:rPr>
+      </w:r>
+      <w:r>
+        <w:rPr>
+          <w:lang w:val="zh_CN" w:bidi="zh_CN"/>
+        </w:rPr>
+      </w:r>
+    </w:p>
+    <w:p>
+      <w:pPr/>
+      <w:r>
+        <w:rPr>
+          <w:lang w:val="zh_CN" w:bidi="zh_CN"/>
+        </w:rPr>
+      </w:r>
+    </w:p>
+    <w:p>
+      <w:pPr>
+        <w:pStyle w:val="Heading2"/>
+      </w:pPr>
       <w:r>
         <w:rPr>
           <w:lang w:val="zh_CN" w:bidi="zh_CN"/>
@@ -695,31 +1177,6 @@
         <w:rPr>
           <w:lang w:val="zh_CN" w:bidi="zh_CN"/>
         </w:rPr>
-        <w:t>以利，以利的两个儿子将在同一天死亡。 这将是一个记号，表明神所说的一切事，作为对</w:t>
-      </w:r>
-      <w:r>
-        <w:rPr>
-          <w:lang w:val="zh_CN" w:bidi="zh_CN"/>
-        </w:rPr>
-        <w:t>以色列</w:t>
-      </w:r>
-      <w:r>
-        <w:rPr>
-          <w:lang w:val="zh_CN" w:bidi="zh_CN"/>
-        </w:rPr>
-        <w:t>人的</w:t>
-      </w:r>
-      <w:r>
-        <w:rPr>
-          <w:lang w:val="zh_CN" w:bidi="zh_CN"/>
-        </w:rPr>
-        <w:t>罪</w:t>
-      </w:r>
-      <w:r>
-        <w:rPr>
-          <w:lang w:val="zh_CN" w:bidi="zh_CN"/>
-        </w:rPr>
-        <w:t>的惩罚，都会成为现实。</w:t>
       </w:r>
     </w:p>
     <w:p>
@@ -731,21 +1188,124 @@
       </w:r>
       <w:r>
         <w:rPr>
-          <w:lang w:val="zh_CN" w:bidi="zh_CN"/>
-        </w:rPr>
-        <w:t>耶稣行了许多</w:t>
-      </w:r>
-      <w:r>
-        <w:rPr>
-          <w:lang w:val="zh_CN" w:bidi="zh_CN"/>
-        </w:rPr>
-        <w:t>神迹</w:t>
-      </w:r>
-      <w:r>
-        <w:rPr>
-          <w:lang w:val="zh_CN" w:bidi="zh_CN"/>
-        </w:rPr>
-        <w:t>。 这些神迹就是记号，向人们表明耶稣真的是由神差遣的，人们应该听耶稣所说的关于神的话。</w:t>
+          <w:b/>
+          <w:lang w:val="zh_CN" w:bidi="zh_CN"/>
+        </w:rPr>
+        <w:t>祭司</w:t>
+      </w:r>
+      <w:r>
+        <w:rPr>
+          <w:lang w:val="zh_CN" w:bidi="zh_CN"/>
+        </w:rPr>
+        <w:t>是在</w:t>
+      </w:r>
+      <w:hyperlink r:id="rId35">
+        <w:r>
+          <w:rPr>
+            <w:lang w:val="zh_CN" w:bidi="zh_CN"/>
+          </w:rPr>
+          <w:rPr>
+            <w:color w:val="0000EE"/>
+            <w:u w:val="single"/>
+          </w:rPr>
+          <w:t>耶路撒冷</w:t>
+        </w:r>
+      </w:hyperlink>
+      <w:r>
+        <w:rPr>
+          <w:lang w:val="zh_CN" w:bidi="zh_CN"/>
+        </w:rPr>
+        <w:t>的神的</w:t>
+      </w:r>
+      <w:hyperlink r:id="rId36">
+        <w:r>
+          <w:rPr>
+            <w:lang w:val="zh_CN" w:bidi="zh_CN"/>
+          </w:rPr>
+          <w:rPr>
+            <w:color w:val="0000EE"/>
+            <w:u w:val="single"/>
+          </w:rPr>
+          <w:t>圣殿</w:t>
+        </w:r>
+      </w:hyperlink>
+      <w:r>
+        <w:rPr>
+          <w:lang w:val="zh_CN" w:bidi="zh_CN"/>
+        </w:rPr>
+        <w:t>中工作的人。在人们建造圣殿之前，祭司在</w:t>
+      </w:r>
+      <w:hyperlink r:id="rId37">
+        <w:r>
+          <w:rPr>
+            <w:lang w:val="zh_CN" w:bidi="zh_CN"/>
+          </w:rPr>
+          <w:rPr>
+            <w:color w:val="0000EE"/>
+            <w:u w:val="single"/>
+          </w:rPr>
+          <w:t>会幕</w:t>
+        </w:r>
+      </w:hyperlink>
+      <w:r>
+        <w:rPr>
+          <w:lang w:val="zh_CN" w:bidi="zh_CN"/>
+        </w:rPr>
+        <w:t>中工作，会幕是便携式的圣殿，是一顶帐篷。 圣殿以及在此之前的会幕，是</w:t>
+      </w:r>
+      <w:hyperlink r:id="rId25">
+        <w:r>
+          <w:rPr>
+            <w:lang w:val="zh_CN" w:bidi="zh_CN"/>
+          </w:rPr>
+          <w:rPr>
+            <w:color w:val="0000EE"/>
+            <w:u w:val="single"/>
+          </w:rPr>
+          <w:t>以色列人</w:t>
+        </w:r>
+      </w:hyperlink>
+      <w:r>
+        <w:rPr>
+          <w:lang w:val="zh_CN" w:bidi="zh_CN"/>
+        </w:rPr>
+        <w:t>敬拜神的地方。 祭司负责代表百姓向神</w:t>
+      </w:r>
+      <w:hyperlink r:id="rId38">
+        <w:r>
+          <w:rPr>
+            <w:lang w:val="zh_CN" w:bidi="zh_CN"/>
+          </w:rPr>
+          <w:rPr>
+            <w:color w:val="0000EE"/>
+            <w:u w:val="single"/>
+          </w:rPr>
+          <w:t>献祭</w:t>
+        </w:r>
+      </w:hyperlink>
+      <w:r>
+        <w:rPr>
+          <w:lang w:val="zh_CN" w:bidi="zh_CN"/>
+        </w:rPr>
+        <w:t>。 他们看顾圣殿，并教导人们如何</w:t>
+      </w:r>
+      <w:hyperlink r:id="rId39">
+        <w:r>
+          <w:rPr>
+            <w:lang w:val="zh_CN" w:bidi="zh_CN"/>
+          </w:rPr>
+          <w:rPr>
+            <w:color w:val="0000EE"/>
+            <w:u w:val="single"/>
+          </w:rPr>
+          <w:t>敬拜</w:t>
+        </w:r>
+      </w:hyperlink>
+      <w:r>
+        <w:rPr>
+          <w:lang w:val="zh_CN" w:bidi="zh_CN"/>
+        </w:rPr>
+        <w:t>神。</w:t>
       </w:r>
     </w:p>
     <w:p>
@@ -759,19 +1319,133 @@
         <w:rPr>
           <w:lang w:val="zh_CN" w:bidi="zh_CN"/>
         </w:rPr>
-        <w:t>耶稣的</w:t>
-      </w:r>
-      <w:r>
-        <w:rPr>
-          <w:lang w:val="zh_CN" w:bidi="zh_CN"/>
-        </w:rPr>
-        <w:t>信徒</w:t>
-      </w:r>
-      <w:r>
-        <w:rPr>
-          <w:lang w:val="zh_CN" w:bidi="zh_CN"/>
-        </w:rPr>
-        <w:t>也行了神迹。 这些记号证明耶稣的信徒说的是关于耶稣的真理。</w:t>
+        <w:t>神是</w:t>
+      </w:r>
+      <w:hyperlink r:id="rId40">
+        <w:r>
+          <w:rPr>
+            <w:lang w:val="zh_CN" w:bidi="zh_CN"/>
+          </w:rPr>
+          <w:rPr>
+            <w:color w:val="0000EE"/>
+            <w:u w:val="single"/>
+          </w:rPr>
+          <w:t>圣洁</w:t>
+        </w:r>
+      </w:hyperlink>
+      <w:r>
+        <w:rPr>
+          <w:lang w:val="zh_CN" w:bidi="zh_CN"/>
+        </w:rPr>
+        <w:t>的，人们不能来到祂面前，因为人们是</w:t>
+      </w:r>
+      <w:hyperlink r:id="rId30">
+        <w:r>
+          <w:rPr>
+            <w:lang w:val="zh_CN" w:bidi="zh_CN"/>
+          </w:rPr>
+          <w:rPr>
+            <w:color w:val="0000EE"/>
+            <w:u w:val="single"/>
+          </w:rPr>
+          <w:t>有罪的</w:t>
+        </w:r>
+      </w:hyperlink>
+      <w:r>
+        <w:rPr>
+          <w:lang w:val="zh_CN" w:bidi="zh_CN"/>
+        </w:rPr>
+        <w:t>。 因为人是有罪的，所以他们是</w:t>
+      </w:r>
+      <w:hyperlink r:id="rId41">
+        <w:r>
+          <w:rPr>
+            <w:lang w:val="zh_CN" w:bidi="zh_CN"/>
+          </w:rPr>
+          <w:rPr>
+            <w:color w:val="0000EE"/>
+            <w:u w:val="single"/>
+          </w:rPr>
+          <w:t>不洁净</w:t>
+        </w:r>
+      </w:hyperlink>
+      <w:r>
+        <w:rPr>
+          <w:lang w:val="zh_CN" w:bidi="zh_CN"/>
+        </w:rPr>
+        <w:t>的。 在圣经中，不洁净的意思是不适合来到神面前。 人们必须首先变得洁净。 祭司的工作是使人洁净，即</w:t>
+      </w:r>
+      <w:hyperlink r:id="rId42">
+        <w:r>
+          <w:rPr>
+            <w:lang w:val="zh_CN" w:bidi="zh_CN"/>
+          </w:rPr>
+          <w:rPr>
+            <w:color w:val="0000EE"/>
+            <w:u w:val="single"/>
+          </w:rPr>
+          <w:t>洁净</w:t>
+        </w:r>
+      </w:hyperlink>
+      <w:r>
+        <w:rPr>
+          <w:lang w:val="zh_CN" w:bidi="zh_CN"/>
+        </w:rPr>
+        <w:t>他们。 祭司通过代表百姓</w:t>
+      </w:r>
+      <w:hyperlink r:id="rId38">
+        <w:r>
+          <w:rPr>
+            <w:lang w:val="zh_CN" w:bidi="zh_CN"/>
+          </w:rPr>
+          <w:rPr>
+            <w:color w:val="0000EE"/>
+            <w:u w:val="single"/>
+          </w:rPr>
+          <w:t>献祭</w:t>
+        </w:r>
+      </w:hyperlink>
+      <w:r>
+        <w:rPr>
+          <w:lang w:val="zh_CN" w:bidi="zh_CN"/>
+        </w:rPr>
+        <w:t>，并教导人们如何生活来做到这一点。 他们举行仪式，象征着人们变得洁净。 因此，祭司处于神和百姓之间。 他们使人们有可能来到神面前，并继续与神保持良好的</w:t>
+      </w:r>
+      <w:hyperlink r:id="rId43">
+        <w:r>
+          <w:rPr>
+            <w:lang w:val="zh_CN" w:bidi="zh_CN"/>
+          </w:rPr>
+          <w:rPr>
+            <w:color w:val="0000EE"/>
+            <w:u w:val="single"/>
+          </w:rPr>
+          <w:t>关系</w:t>
+        </w:r>
+      </w:hyperlink>
+      <w:r>
+        <w:rPr>
+          <w:lang w:val="zh_CN" w:bidi="zh_CN"/>
+        </w:rPr>
+        <w:t>。 他们洁净百姓，这样神就可以下来与百姓相遇。 对</w:t>
+      </w:r>
+      <w:hyperlink r:id="rId44">
+        <w:r>
+          <w:rPr>
+            <w:lang w:val="zh_CN" w:bidi="zh_CN"/>
+          </w:rPr>
+          <w:rPr>
+            <w:color w:val="0000EE"/>
+            <w:u w:val="single"/>
+          </w:rPr>
+          <w:t>犹太人</w:t>
+        </w:r>
+      </w:hyperlink>
+      <w:r>
+        <w:rPr>
+          <w:lang w:val="zh_CN" w:bidi="zh_CN"/>
+        </w:rPr>
+        <w:t>来说，祭司是非常重要的人。 因为人们始终是有罪的，祭司必须经常献祭，并一次又一次地洁净人。</w:t>
       </w:r>
     </w:p>
     <w:p>
@@ -785,7 +1459,97 @@
         <w:rPr>
           <w:lang w:val="zh_CN" w:bidi="zh_CN"/>
         </w:rPr>
-        <w:t>因为记号与神迹非常相似，所以我们经常听到圣经中的"记号和神迹"或"记号和奇事"这句话。</w:t>
+        <w:t xml:space="preserve">只有特定的人才能成为成为祭司。 </w:t>
+      </w:r>
+      <w:hyperlink r:id="rId25">
+        <w:r>
+          <w:rPr>
+            <w:lang w:val="zh_CN" w:bidi="zh_CN"/>
+          </w:rPr>
+          <w:rPr>
+            <w:color w:val="0000EE"/>
+            <w:u w:val="single"/>
+          </w:rPr>
+          <w:t>以色列人</w:t>
+        </w:r>
+      </w:hyperlink>
+      <w:r>
+        <w:rPr>
+          <w:lang w:val="zh_CN" w:bidi="zh_CN"/>
+        </w:rPr>
+        <w:t>分为12个支派。 一个支派被称为利未支派，这个支派中的人被称为</w:t>
+      </w:r>
+      <w:hyperlink r:id="rId45">
+        <w:r>
+          <w:rPr>
+            <w:lang w:val="zh_CN" w:bidi="zh_CN"/>
+          </w:rPr>
+          <w:rPr>
+            <w:color w:val="0000EE"/>
+            <w:u w:val="single"/>
+          </w:rPr>
+          <w:t>利未人</w:t>
+        </w:r>
+      </w:hyperlink>
+      <w:r>
+        <w:rPr>
+          <w:lang w:val="zh_CN" w:bidi="zh_CN"/>
+        </w:rPr>
+        <w:t>。 通过摩西，神将祂的</w:t>
+      </w:r>
+      <w:hyperlink r:id="rId46">
+        <w:r>
+          <w:rPr>
+            <w:lang w:val="zh_CN" w:bidi="zh_CN"/>
+          </w:rPr>
+          <w:rPr>
+            <w:color w:val="0000EE"/>
+            <w:u w:val="single"/>
+          </w:rPr>
+          <w:t>律法</w:t>
+        </w:r>
+      </w:hyperlink>
+      <w:r>
+        <w:rPr>
+          <w:lang w:val="zh_CN" w:bidi="zh_CN"/>
+        </w:rPr>
+        <w:t>赐给人们，他是利未人。 摩西的兄弟亚伦也是利未人。 亚伦成为犹太人的第一位</w:t>
+      </w:r>
+      <w:hyperlink r:id="rId47">
+        <w:r>
+          <w:rPr>
+            <w:lang w:val="zh_CN" w:bidi="zh_CN"/>
+          </w:rPr>
+          <w:rPr>
+            <w:color w:val="0000EE"/>
+            <w:u w:val="single"/>
+          </w:rPr>
+          <w:t>大祭司</w:t>
+        </w:r>
+      </w:hyperlink>
+      <w:r>
+        <w:rPr>
+          <w:lang w:val="zh_CN" w:bidi="zh_CN"/>
+        </w:rPr>
+        <w:t>。 大祭司是最重要的祭司。 神使亚伦的儿子们成为第一批祭司。 从那时候起，亚伦的所有男性</w:t>
+      </w:r>
+      <w:hyperlink r:id="rId48">
+        <w:r>
+          <w:rPr>
+            <w:lang w:val="zh_CN" w:bidi="zh_CN"/>
+          </w:rPr>
+          <w:rPr>
+            <w:color w:val="0000EE"/>
+            <w:u w:val="single"/>
+          </w:rPr>
+          <w:t>后裔</w:t>
+        </w:r>
+      </w:hyperlink>
+      <w:r>
+        <w:rPr>
+          <w:lang w:val="zh_CN" w:bidi="zh_CN"/>
+        </w:rPr>
+        <w:t>都成了祭司。</w:t>
       </w:r>
     </w:p>
     <w:p>
@@ -799,19 +1563,7 @@
         <w:rPr>
           <w:lang w:val="zh_CN" w:bidi="zh_CN"/>
         </w:rPr>
-        <w:t>记号帮助人们</w:t>
-      </w:r>
-      <w:r>
-        <w:rPr>
-          <w:lang w:val="zh_CN" w:bidi="zh_CN"/>
-        </w:rPr>
-        <w:t>相信</w:t>
-      </w:r>
-      <w:r>
-        <w:rPr>
-          <w:lang w:val="zh_CN" w:bidi="zh_CN"/>
-        </w:rPr>
-        <w:t>，但我们必须信靠神，即使祂没有赐下任何记号。 如果人们只在看到记号时信靠神，他们就根本不是真正信靠神。 因此，当人们要求耶稣为他们行一个记号时，耶稣拒绝为他们这样做。</w:t>
+        <w:t>也有利未人不是亚伦的后裔。 这些人也变得很重要。 他们帮助祭司履行他们的职责。 圣经经常谈到"祭司和利未人"。 祭司被单独提及，因为他们更重要，即使祭司本身也是利未的后裔。</w:t>
       </w:r>
     </w:p>
     <w:p>
@@ -825,17 +1577,43 @@
         <w:rPr>
           <w:lang w:val="zh_CN" w:bidi="zh_CN"/>
         </w:rPr>
-        <w:t>即使神确实行了一个记号，也只有愿意相信祂的人才会相信这个记号。 另一些人会说这个记号不是真的，或者不是来自神。</w:t>
-      </w:r>
-      <w:r>
-        <w:rPr>
-          <w:lang w:val="zh_CN" w:bidi="zh_CN"/>
-        </w:rPr>
-      </w:r>
-      <w:r>
-        <w:rPr>
-          <w:lang w:val="zh_CN" w:bidi="zh_CN"/>
-        </w:rPr>
+        <w:t>在耶稣时代，一些祭司也是百姓的领袖。 他们被称为祭司长。 这些祭司长或带头祭司通常是富有的人，他们与大祭司有亲缘关系。 他们通常属于一群名为</w:t>
+      </w:r>
+      <w:hyperlink r:id="rId49">
+        <w:r>
+          <w:rPr>
+            <w:lang w:val="zh_CN" w:bidi="zh_CN"/>
+          </w:rPr>
+          <w:rPr>
+            <w:color w:val="0000EE"/>
+            <w:u w:val="single"/>
+          </w:rPr>
+          <w:t>撒都该人</w:t>
+        </w:r>
+      </w:hyperlink>
+      <w:r>
+        <w:rPr>
+          <w:lang w:val="zh_CN" w:bidi="zh_CN"/>
+        </w:rPr>
+        <w:t>的宗教领袖团体，并且是犹太议会，即</w:t>
+      </w:r>
+      <w:hyperlink r:id="rId50">
+        <w:r>
+          <w:rPr>
+            <w:lang w:val="zh_CN" w:bidi="zh_CN"/>
+          </w:rPr>
+          <w:rPr>
+            <w:color w:val="0000EE"/>
+            <w:u w:val="single"/>
+          </w:rPr>
+          <w:t>公会</w:t>
+        </w:r>
+      </w:hyperlink>
+      <w:r>
+        <w:rPr>
+          <w:lang w:val="zh_CN" w:bidi="zh_CN"/>
+        </w:rPr>
+        <w:t>的一员。 祭司长经常与耶稣争论。</w:t>
       </w:r>
     </w:p>
     <w:p>
@@ -845,6 +1623,135 @@
           <w:lang w:val="zh_CN" w:bidi="zh_CN"/>
         </w:rPr>
       </w:r>
+      <w:r>
+        <w:rPr>
+          <w:lang w:val="zh_CN" w:bidi="zh_CN"/>
+        </w:rPr>
+        <w:t>住在</w:t>
+      </w:r>
+      <w:hyperlink r:id="rId23">
+        <w:r>
+          <w:rPr>
+            <w:lang w:val="zh_CN" w:bidi="zh_CN"/>
+          </w:rPr>
+          <w:rPr>
+            <w:color w:val="0000EE"/>
+            <w:u w:val="single"/>
+          </w:rPr>
+          <w:t>以色列</w:t>
+        </w:r>
+      </w:hyperlink>
+      <w:r>
+        <w:rPr>
+          <w:lang w:val="zh_CN" w:bidi="zh_CN"/>
+        </w:rPr>
+        <w:t>周围国家的人也有一群介于百姓和他们的神之间的人。 圣经也称这些人为祭司，但他们与犹太祭司非常不同。</w:t>
+      </w:r>
+    </w:p>
+    <w:p>
+      <w:pPr/>
+      <w:r>
+        <w:rPr>
+          <w:lang w:val="zh_CN" w:bidi="zh_CN"/>
+        </w:rPr>
+      </w:r>
+      <w:r>
+        <w:rPr>
+          <w:b/>
+          <w:lang w:val="zh_CN" w:bidi="zh_CN"/>
+        </w:rPr>
+        <w:t>当你翻译祭司时，要注意以下几个事项：</w:t>
+      </w:r>
+    </w:p>
+    <w:p>
+      <w:pPr/>
+      <w:r>
+        <w:rPr>
+          <w:lang w:val="zh_CN" w:bidi="zh_CN"/>
+        </w:rPr>
+      </w:r>
+      <w:r>
+        <w:rPr>
+          <w:lang w:val="zh_CN" w:bidi="zh_CN"/>
+        </w:rPr>
+        <w:t>你的语言可能有一个词，表示某个向神献祭的人。 这可能是一个合乎圣经所说的祭司的好的词语。 也许你需要做一个小的改变，比如说"神的祭司"。 但要小心，不要让人们感到困惑。 也许你社区中"祭司"做的事与圣经中祭司做的事大不相同。 也许你需要发明一个新词或短语，如"向神献祭的人"或"献祭的人"，或"在神的圣殿中工作的人"。 但请记住，你也需要有一个词来形容利未人。 利未人可以是"祭司的助手"、"圣殿中的助手"，或"在圣殿中作助手的利未后裔"。</w:t>
+      </w:r>
+    </w:p>
+    <w:p>
+      <w:pPr/>
+      <w:r>
+        <w:rPr>
+          <w:lang w:val="zh_CN" w:bidi="zh_CN"/>
+        </w:rPr>
+      </w:r>
+      <w:r>
+        <w:rPr>
+          <w:lang w:val="zh_CN" w:bidi="zh_CN"/>
+        </w:rPr>
+        <w:t>一些</w:t>
+      </w:r>
+      <w:hyperlink r:id="rId51">
+        <w:r>
+          <w:rPr>
+            <w:lang w:val="zh_CN" w:bidi="zh_CN"/>
+          </w:rPr>
+          <w:rPr>
+            <w:color w:val="0000EE"/>
+            <w:u w:val="single"/>
+          </w:rPr>
+          <w:t>基督徒</w:t>
+        </w:r>
+      </w:hyperlink>
+      <w:hyperlink r:id="rId52">
+        <w:r>
+          <w:rPr>
+            <w:lang w:val="zh_CN" w:bidi="zh_CN"/>
+          </w:rPr>
+          <w:rPr>
+            <w:color w:val="0000EE"/>
+            <w:u w:val="single"/>
+          </w:rPr>
+          <w:t>教会</w:t>
+        </w:r>
+      </w:hyperlink>
+      <w:r>
+        <w:rPr>
+          <w:lang w:val="zh_CN" w:bidi="zh_CN"/>
+        </w:rPr>
+        <w:t>使用"祭司"这个词来表示教会中的领袖。 使用与圣经中的"祭司"完全相同的词不是一个好主意，因为这个词的意思完全不同。 教会中的领袖不像圣经中的祭司那样献祭。</w:t>
+      </w:r>
+    </w:p>
+    <w:p>
+      <w:pPr/>
+      <w:r>
+        <w:rPr>
+          <w:lang w:val="zh_CN" w:bidi="zh_CN"/>
+        </w:rPr>
+      </w:r>
+      <w:r>
+        <w:rPr>
+          <w:lang w:val="zh_CN" w:bidi="zh_CN"/>
+        </w:rPr>
+        <w:t>请记住，你也需要一个词来指祭司长，即最重要的祭司们，以及大祭司，他是所有祭司中最重要的祭司。</w:t>
+      </w:r>
+      <w:r>
+        <w:rPr>
+          <w:lang w:val="zh_CN" w:bidi="zh_CN"/>
+        </w:rPr>
+      </w:r>
+      <w:r>
+        <w:rPr>
+          <w:lang w:val="zh_CN" w:bidi="zh_CN"/>
+        </w:rPr>
+      </w:r>
+    </w:p>
+    <w:p>
+      <w:pPr/>
+      <w:r>
+        <w:rPr>
+          <w:lang w:val="zh_CN" w:bidi="zh_CN"/>
+        </w:rPr>
+      </w:r>
     </w:p>
     <w:p>
       <w:pPr>
@@ -863,96 +1770,207 @@
       </w:r>
     </w:p>
     <w:p>
+      <w:pPr>
+        <w:pStyle w:val="Heading4"/>
+      </w:pPr>
+      <w:r>
+        <w:rPr>
+          <w:lang w:val="zh_CN" w:bidi="zh_CN"/>
+        </w:rPr>
+        <w:t>Audio Content</w:t>
+      </w:r>
+    </w:p>
+    <w:p>
       <w:pPr/>
       <w:r>
         <w:rPr>
           <w:lang w:val="zh_CN" w:bidi="zh_CN"/>
         </w:rPr>
       </w:r>
+      <w:hyperlink r:id="rId31">
+        <w:r>
+          <w:rPr>
+            <w:lang w:val="zh_CN" w:bidi="zh_CN"/>
+          </w:rPr>
+          <w:rPr>
+            <w:color w:val="0000EE"/>
+            <w:u w:val="single"/>
+          </w:rPr>
+          <w:t>mp3 file</w:t>
+        </w:r>
+      </w:hyperlink>
+      <w:r>
+        <w:rPr>
+          <w:lang w:val="zh_CN" w:bidi="zh_CN"/>
+        </w:rPr>
+        <w:t xml:space="preserve"> (None KB)</w:t>
+      </w:r>
+      <w:r>
+        <w:rPr>
+          <w:lang w:val="zh_CN" w:bidi="zh_CN"/>
+        </w:rPr>
+      </w:r>
+      <w:r>
+        <w:rPr>
+          <w:lang w:val="zh_CN" w:bidi="zh_CN"/>
+        </w:rPr>
+      </w:r>
+    </w:p>
+    <w:p>
+      <w:pPr/>
+      <w:r>
+        <w:rPr>
+          <w:lang w:val="zh_CN" w:bidi="zh_CN"/>
+        </w:rPr>
+      </w:r>
+    </w:p>
+    <w:p>
+      <w:pPr>
+        <w:pStyle w:val="Heading2"/>
+      </w:pPr>
+      <w:r>
+        <w:rPr>
+          <w:lang w:val="zh_CN" w:bidi="zh_CN"/>
+        </w:rPr>
+        <w:t>祭物</w:t>
+      </w:r>
+      <w:r>
+        <w:rPr>
+          <w:lang w:val="zh_CN" w:bidi="zh_CN"/>
+        </w:rPr>
+      </w:r>
+    </w:p>
+    <w:p>
+      <w:pPr/>
+      <w:r>
+        <w:rPr>
+          <w:lang w:val="zh_CN" w:bidi="zh_CN"/>
+        </w:rPr>
+      </w:r>
       <w:r>
         <w:rPr>
           <w:b/>
           <w:lang w:val="zh_CN" w:bidi="zh_CN"/>
         </w:rPr>
-        <w:t>祭司</w:t>
-      </w:r>
-      <w:r>
-        <w:rPr>
-          <w:lang w:val="zh_CN" w:bidi="zh_CN"/>
-        </w:rPr>
-        <w:t>是在</w:t>
-      </w:r>
-      <w:r>
-        <w:rPr>
-          <w:lang w:val="zh_CN" w:bidi="zh_CN"/>
-        </w:rPr>
-        <w:t>耶路撒冷</w:t>
-      </w:r>
-      <w:r>
-        <w:rPr>
-          <w:lang w:val="zh_CN" w:bidi="zh_CN"/>
-        </w:rPr>
-        <w:t>的神的</w:t>
-      </w:r>
-      <w:r>
-        <w:rPr>
-          <w:lang w:val="zh_CN" w:bidi="zh_CN"/>
-        </w:rPr>
-        <w:t>圣殿</w:t>
-      </w:r>
-      <w:r>
-        <w:rPr>
-          <w:lang w:val="zh_CN" w:bidi="zh_CN"/>
-        </w:rPr>
-        <w:t>中工作的人。在人们建造圣殿之前，祭司在</w:t>
-      </w:r>
-      <w:r>
-        <w:rPr>
-          <w:lang w:val="zh_CN" w:bidi="zh_CN"/>
-        </w:rPr>
-        <w:t>会幕</w:t>
-      </w:r>
-      <w:r>
-        <w:rPr>
-          <w:lang w:val="zh_CN" w:bidi="zh_CN"/>
-        </w:rPr>
-        <w:t>中工作，会幕是便携式的圣殿，是一顶帐篷。 圣殿以及在此之前的会幕，是</w:t>
-      </w:r>
-      <w:r>
-        <w:rPr>
-          <w:lang w:val="zh_CN" w:bidi="zh_CN"/>
-        </w:rPr>
-        <w:t>以色列人</w:t>
-      </w:r>
-      <w:r>
-        <w:rPr>
-          <w:lang w:val="zh_CN" w:bidi="zh_CN"/>
-        </w:rPr>
-        <w:t>敬拜神的地方。 祭司负责代表百姓向神</w:t>
-      </w:r>
-      <w:r>
-        <w:rPr>
-          <w:lang w:val="zh_CN" w:bidi="zh_CN"/>
-        </w:rPr>
-        <w:t>献祭</w:t>
-      </w:r>
-      <w:r>
-        <w:rPr>
-          <w:lang w:val="zh_CN" w:bidi="zh_CN"/>
-        </w:rPr>
-        <w:t>。 他们看顾圣殿，并教导人们如何</w:t>
-      </w:r>
-      <w:r>
-        <w:rPr>
-          <w:lang w:val="zh_CN" w:bidi="zh_CN"/>
-        </w:rPr>
-        <w:t>敬拜</w:t>
-      </w:r>
-      <w:r>
-        <w:rPr>
-          <w:lang w:val="zh_CN" w:bidi="zh_CN"/>
-        </w:rPr>
-        <w:t>神。</w:t>
+        <w:t>祭物</w:t>
+      </w:r>
+      <w:r>
+        <w:rPr>
+          <w:lang w:val="zh_CN" w:bidi="zh_CN"/>
+        </w:rPr>
+        <w:t>是在仪式中向神献上的礼物或</w:t>
+      </w:r>
+      <w:hyperlink r:id="rId38">
+        <w:r>
+          <w:rPr>
+            <w:lang w:val="zh_CN" w:bidi="zh_CN"/>
+          </w:rPr>
+          <w:rPr>
+            <w:color w:val="0000EE"/>
+            <w:u w:val="single"/>
+          </w:rPr>
+          <w:t>献祭</w:t>
+        </w:r>
+      </w:hyperlink>
+      <w:r>
+        <w:rPr>
+          <w:lang w:val="zh_CN" w:bidi="zh_CN"/>
+        </w:rPr>
+        <w:t>，通常在</w:t>
+      </w:r>
+      <w:hyperlink r:id="rId36">
+        <w:r>
+          <w:rPr>
+            <w:lang w:val="zh_CN" w:bidi="zh_CN"/>
+          </w:rPr>
+          <w:rPr>
+            <w:color w:val="0000EE"/>
+            <w:u w:val="single"/>
+          </w:rPr>
+          <w:t>圣殿</w:t>
+        </w:r>
+      </w:hyperlink>
+      <w:r>
+        <w:rPr>
+          <w:lang w:val="zh_CN" w:bidi="zh_CN"/>
+        </w:rPr>
+        <w:t>或在特别的</w:t>
+      </w:r>
+      <w:hyperlink r:id="rId53">
+        <w:r>
+          <w:rPr>
+            <w:lang w:val="zh_CN" w:bidi="zh_CN"/>
+          </w:rPr>
+          <w:rPr>
+            <w:color w:val="0000EE"/>
+            <w:u w:val="single"/>
+          </w:rPr>
+          <w:t>祭坛</w:t>
+        </w:r>
+      </w:hyperlink>
+      <w:r>
+        <w:rPr>
+          <w:lang w:val="zh_CN" w:bidi="zh_CN"/>
+        </w:rPr>
+        <w:t>上。 人们可以出于多种原因而献祭，包括表示感谢、被</w:t>
+      </w:r>
+      <w:hyperlink r:id="rId42">
+        <w:r>
+          <w:rPr>
+            <w:lang w:val="zh_CN" w:bidi="zh_CN"/>
+          </w:rPr>
+          <w:rPr>
+            <w:color w:val="0000EE"/>
+            <w:u w:val="single"/>
+          </w:rPr>
+          <w:t>洁净</w:t>
+        </w:r>
+      </w:hyperlink>
+      <w:r>
+        <w:rPr>
+          <w:lang w:val="zh_CN" w:bidi="zh_CN"/>
+        </w:rPr>
+        <w:t>或请求</w:t>
+      </w:r>
+      <w:hyperlink r:id="rId54">
+        <w:r>
+          <w:rPr>
+            <w:lang w:val="zh_CN" w:bidi="zh_CN"/>
+          </w:rPr>
+          <w:rPr>
+            <w:color w:val="0000EE"/>
+            <w:u w:val="single"/>
+          </w:rPr>
+          <w:t>赦免</w:t>
+        </w:r>
+      </w:hyperlink>
+      <w:hyperlink r:id="rId30">
+        <w:r>
+          <w:rPr>
+            <w:lang w:val="zh_CN" w:bidi="zh_CN"/>
+          </w:rPr>
+          <w:rPr>
+            <w:color w:val="0000EE"/>
+            <w:u w:val="single"/>
+          </w:rPr>
+          <w:t>罪</w:t>
+        </w:r>
+      </w:hyperlink>
+      <w:r>
+        <w:rPr>
+          <w:lang w:val="zh_CN" w:bidi="zh_CN"/>
+        </w:rPr>
+        <w:t>。</w:t>
+      </w:r>
+      <w:r>
+        <w:rPr>
+          <w:lang w:val="zh_CN" w:bidi="zh_CN"/>
+        </w:rPr>
+      </w:r>
+      <w:r>
+        <w:rPr>
+          <w:lang w:val="zh_CN" w:bidi="zh_CN"/>
+        </w:rPr>
       </w:r>
     </w:p>
     <w:p>
@@ -962,95 +1980,32 @@
           <w:lang w:val="zh_CN" w:bidi="zh_CN"/>
         </w:rPr>
       </w:r>
-      <w:r>
-        <w:rPr>
-          <w:lang w:val="zh_CN" w:bidi="zh_CN"/>
-        </w:rPr>
-        <w:t>神是</w:t>
-      </w:r>
-      <w:r>
-        <w:rPr>
-          <w:lang w:val="zh_CN" w:bidi="zh_CN"/>
-        </w:rPr>
-        <w:t>圣洁</w:t>
-      </w:r>
-      <w:r>
-        <w:rPr>
-          <w:lang w:val="zh_CN" w:bidi="zh_CN"/>
-        </w:rPr>
-        <w:t>的，人们不能来到祂面前，因为人们是</w:t>
-      </w:r>
-      <w:r>
-        <w:rPr>
-          <w:lang w:val="zh_CN" w:bidi="zh_CN"/>
-        </w:rPr>
-        <w:t>有罪的</w:t>
-      </w:r>
-      <w:r>
-        <w:rPr>
-          <w:lang w:val="zh_CN" w:bidi="zh_CN"/>
-        </w:rPr>
-        <w:t>。 因为人是有罪的，所以他们是</w:t>
-      </w:r>
-      <w:r>
-        <w:rPr>
-          <w:lang w:val="zh_CN" w:bidi="zh_CN"/>
-        </w:rPr>
-        <w:t>不洁净</w:t>
-      </w:r>
-      <w:r>
-        <w:rPr>
-          <w:lang w:val="zh_CN" w:bidi="zh_CN"/>
-        </w:rPr>
-        <w:t>的。 在圣经中，不洁净的意思是不适合来到神面前。 人们必须首先变得洁净。 祭司的工作是使人洁净，即</w:t>
-      </w:r>
-      <w:r>
-        <w:rPr>
-          <w:lang w:val="zh_CN" w:bidi="zh_CN"/>
-        </w:rPr>
-        <w:t>洁净</w:t>
-      </w:r>
-      <w:r>
-        <w:rPr>
-          <w:lang w:val="zh_CN" w:bidi="zh_CN"/>
-        </w:rPr>
-        <w:t>他们。 祭司通过代表百姓</w:t>
-      </w:r>
-      <w:r>
-        <w:rPr>
-          <w:lang w:val="zh_CN" w:bidi="zh_CN"/>
-        </w:rPr>
-        <w:t>献祭</w:t>
-      </w:r>
-      <w:r>
-        <w:rPr>
-          <w:lang w:val="zh_CN" w:bidi="zh_CN"/>
-        </w:rPr>
-        <w:t>，并教导人们如何生活来做到这一点。 他们举行仪式，象征着人们变得洁净。 因此，祭司处于神和百姓之间。 他们使人们有可能来到神面前，并继续与神保持良好的</w:t>
-      </w:r>
-      <w:r>
-        <w:rPr>
-          <w:lang w:val="zh_CN" w:bidi="zh_CN"/>
-        </w:rPr>
-        <w:t>关系</w:t>
-      </w:r>
-      <w:r>
-        <w:rPr>
-          <w:lang w:val="zh_CN" w:bidi="zh_CN"/>
-        </w:rPr>
-        <w:t>。 他们洁净百姓，这样神就可以下来与百姓相遇。 对</w:t>
-      </w:r>
-      <w:r>
-        <w:rPr>
-          <w:lang w:val="zh_CN" w:bidi="zh_CN"/>
-        </w:rPr>
-        <w:t>犹太人</w:t>
-      </w:r>
-      <w:r>
-        <w:rPr>
-          <w:lang w:val="zh_CN" w:bidi="zh_CN"/>
-        </w:rPr>
-        <w:t>来说，祭司是非常重要的人。 因为人们始终是有罪的，祭司必须经常献祭，并一次又一次地洁净人。</w:t>
+    </w:p>
+    <w:p>
+      <w:pPr>
+        <w:pStyle w:val="Heading2"/>
+      </w:pPr>
+      <w:r>
+        <w:rPr>
+          <w:lang w:val="zh_CN" w:bidi="zh_CN"/>
+        </w:rPr>
+        <w:t>祭物</w:t>
+      </w:r>
+      <w:r>
+        <w:rPr>
+          <w:lang w:val="zh_CN" w:bidi="zh_CN"/>
+        </w:rPr>
+      </w:r>
+    </w:p>
+    <w:p>
+      <w:pPr>
+        <w:pStyle w:val="Heading4"/>
+      </w:pPr>
+      <w:r>
+        <w:rPr>
+          <w:lang w:val="zh_CN" w:bidi="zh_CN"/>
+        </w:rPr>
+        <w:t>Audio Content</w:t>
       </w:r>
     </w:p>
     <w:p>
@@ -1060,345 +2015,23 @@
           <w:lang w:val="zh_CN" w:bidi="zh_CN"/>
         </w:rPr>
       </w:r>
-      <w:r>
-        <w:rPr>
-          <w:lang w:val="zh_CN" w:bidi="zh_CN"/>
-        </w:rPr>
-        <w:t xml:space="preserve">只有特定的人才能成为成为祭司。 </w:t>
-      </w:r>
-      <w:r>
-        <w:rPr>
-          <w:lang w:val="zh_CN" w:bidi="zh_CN"/>
-        </w:rPr>
-        <w:t>以色列人</w:t>
-      </w:r>
-      <w:r>
-        <w:rPr>
-          <w:lang w:val="zh_CN" w:bidi="zh_CN"/>
-        </w:rPr>
-        <w:t>分为12个支派。 一个支派被称为利未支派，这个支派中的人被称为</w:t>
-      </w:r>
-      <w:r>
-        <w:rPr>
-          <w:lang w:val="zh_CN" w:bidi="zh_CN"/>
-        </w:rPr>
-        <w:t>利未人</w:t>
-      </w:r>
-      <w:r>
-        <w:rPr>
-          <w:lang w:val="zh_CN" w:bidi="zh_CN"/>
-        </w:rPr>
-        <w:t>。 通过摩西，神将祂的</w:t>
-      </w:r>
-      <w:r>
-        <w:rPr>
-          <w:lang w:val="zh_CN" w:bidi="zh_CN"/>
-        </w:rPr>
-        <w:t>律法</w:t>
-      </w:r>
-      <w:r>
-        <w:rPr>
-          <w:lang w:val="zh_CN" w:bidi="zh_CN"/>
-        </w:rPr>
-        <w:t>赐给人们，他是利未人。 摩西的兄弟亚伦也是利未人。 亚伦成为犹太人的第一位</w:t>
-      </w:r>
-      <w:r>
-        <w:rPr>
-          <w:lang w:val="zh_CN" w:bidi="zh_CN"/>
-        </w:rPr>
-        <w:t>大祭司</w:t>
-      </w:r>
-      <w:r>
-        <w:rPr>
-          <w:lang w:val="zh_CN" w:bidi="zh_CN"/>
-        </w:rPr>
-        <w:t>。 大祭司是最重要的祭司。 神使亚伦的儿子们成为第一批祭司。 从那时候起，亚伦的所有男性</w:t>
-      </w:r>
-      <w:r>
-        <w:rPr>
-          <w:lang w:val="zh_CN" w:bidi="zh_CN"/>
-        </w:rPr>
-        <w:t>后裔</w:t>
-      </w:r>
-      <w:r>
-        <w:rPr>
-          <w:lang w:val="zh_CN" w:bidi="zh_CN"/>
-        </w:rPr>
-        <w:t>都成了祭司。</w:t>
-      </w:r>
-    </w:p>
-    <w:p>
-      <w:pPr/>
-      <w:r>
-        <w:rPr>
-          <w:lang w:val="zh_CN" w:bidi="zh_CN"/>
-        </w:rPr>
-      </w:r>
-      <w:r>
-        <w:rPr>
-          <w:lang w:val="zh_CN" w:bidi="zh_CN"/>
-        </w:rPr>
-        <w:t>也有利未人不是亚伦的后裔。 这些人也变得很重要。 他们帮助祭司履行他们的职责。 圣经经常谈到"祭司和利未人"。 祭司被单独提及，因为他们更重要，即使祭司本身也是利未的后裔。</w:t>
-      </w:r>
-    </w:p>
-    <w:p>
-      <w:pPr/>
-      <w:r>
-        <w:rPr>
-          <w:lang w:val="zh_CN" w:bidi="zh_CN"/>
-        </w:rPr>
-      </w:r>
-      <w:r>
-        <w:rPr>
-          <w:lang w:val="zh_CN" w:bidi="zh_CN"/>
-        </w:rPr>
-        <w:t>在耶稣时代，一些祭司也是百姓的领袖。 他们被称为祭司长。 这些祭司长或带头祭司通常是富有的人，他们与大祭司有亲缘关系。 他们通常属于一群名为</w:t>
-      </w:r>
-      <w:r>
-        <w:rPr>
-          <w:lang w:val="zh_CN" w:bidi="zh_CN"/>
-        </w:rPr>
-        <w:t>撒都该人</w:t>
-      </w:r>
-      <w:r>
-        <w:rPr>
-          <w:lang w:val="zh_CN" w:bidi="zh_CN"/>
-        </w:rPr>
-        <w:t>的宗教领袖团体，并且是犹太议会，即</w:t>
-      </w:r>
-      <w:r>
-        <w:rPr>
-          <w:lang w:val="zh_CN" w:bidi="zh_CN"/>
-        </w:rPr>
-        <w:t>公会</w:t>
-      </w:r>
-      <w:r>
-        <w:rPr>
-          <w:lang w:val="zh_CN" w:bidi="zh_CN"/>
-        </w:rPr>
-        <w:t>的一员。 祭司长经常与耶稣争论。</w:t>
-      </w:r>
-    </w:p>
-    <w:p>
-      <w:pPr/>
-      <w:r>
-        <w:rPr>
-          <w:lang w:val="zh_CN" w:bidi="zh_CN"/>
-        </w:rPr>
-      </w:r>
-      <w:r>
-        <w:rPr>
-          <w:lang w:val="zh_CN" w:bidi="zh_CN"/>
-        </w:rPr>
-        <w:t>住在</w:t>
-      </w:r>
-      <w:r>
-        <w:rPr>
-          <w:lang w:val="zh_CN" w:bidi="zh_CN"/>
-        </w:rPr>
-        <w:t>以色列</w:t>
-      </w:r>
-      <w:r>
-        <w:rPr>
-          <w:lang w:val="zh_CN" w:bidi="zh_CN"/>
-        </w:rPr>
-        <w:t>周围国家的人也有一群介于百姓和他们的神之间的人。 圣经也称这些人为祭司，但他们与犹太祭司非常不同。</w:t>
-      </w:r>
-    </w:p>
-    <w:p>
-      <w:pPr/>
-      <w:r>
-        <w:rPr>
-          <w:lang w:val="zh_CN" w:bidi="zh_CN"/>
-        </w:rPr>
-      </w:r>
-      <w:r>
-        <w:rPr>
-          <w:b/>
-          <w:lang w:val="zh_CN" w:bidi="zh_CN"/>
-        </w:rPr>
-        <w:t>当你翻译祭司时，要注意以下几个事项：</w:t>
-      </w:r>
-    </w:p>
-    <w:p>
-      <w:pPr/>
-      <w:r>
-        <w:rPr>
-          <w:lang w:val="zh_CN" w:bidi="zh_CN"/>
-        </w:rPr>
-      </w:r>
-      <w:r>
-        <w:rPr>
-          <w:lang w:val="zh_CN" w:bidi="zh_CN"/>
-        </w:rPr>
-        <w:t>你的语言可能有一个词，表示某个向神献祭的人。 这可能是一个合乎圣经所说的祭司的好的词语。 也许你需要做一个小的改变，比如说"神的祭司"。 但要小心，不要让人们感到困惑。 也许你社区中"祭司"做的事与圣经中祭司做的事大不相同。 也许你需要发明一个新词或短语，如"向神献祭的人"或"献祭的人"，或"在神的圣殿中工作的人"。 但请记住，你也需要有一个词来形容利未人。 利未人可以是"祭司的助手"、"圣殿中的助手"，或"在圣殿中作助手的利未后裔"。</w:t>
-      </w:r>
-    </w:p>
-    <w:p>
-      <w:pPr/>
-      <w:r>
-        <w:rPr>
-          <w:lang w:val="zh_CN" w:bidi="zh_CN"/>
-        </w:rPr>
-      </w:r>
-      <w:r>
-        <w:rPr>
-          <w:lang w:val="zh_CN" w:bidi="zh_CN"/>
-        </w:rPr>
-        <w:t>一些</w:t>
-      </w:r>
-      <w:r>
-        <w:rPr>
-          <w:lang w:val="zh_CN" w:bidi="zh_CN"/>
-        </w:rPr>
-        <w:t>基督徒</w:t>
-      </w:r>
-      <w:r>
-        <w:rPr>
-          <w:lang w:val="zh_CN" w:bidi="zh_CN"/>
-        </w:rPr>
-        <w:t>教会</w:t>
-      </w:r>
-      <w:r>
-        <w:rPr>
-          <w:lang w:val="zh_CN" w:bidi="zh_CN"/>
-        </w:rPr>
-        <w:t>使用"祭司"这个词来表示教会中的领袖。 使用与圣经中的"祭司"完全相同的词不是一个好主意，因为这个词的意思完全不同。 教会中的领袖不像圣经中的祭司那样献祭。</w:t>
-      </w:r>
-    </w:p>
-    <w:p>
-      <w:pPr/>
-      <w:r>
-        <w:rPr>
-          <w:lang w:val="zh_CN" w:bidi="zh_CN"/>
-        </w:rPr>
-      </w:r>
-      <w:r>
-        <w:rPr>
-          <w:lang w:val="zh_CN" w:bidi="zh_CN"/>
-        </w:rPr>
-        <w:t>请记住，你也需要一个词来指祭司长，即最重要的祭司们，以及大祭司，他是所有祭司中最重要的祭司。</w:t>
-      </w:r>
-      <w:r>
-        <w:rPr>
-          <w:lang w:val="zh_CN" w:bidi="zh_CN"/>
-        </w:rPr>
-      </w:r>
-      <w:r>
-        <w:rPr>
-          <w:lang w:val="zh_CN" w:bidi="zh_CN"/>
-        </w:rPr>
-      </w:r>
-    </w:p>
-    <w:p>
-      <w:pPr/>
-      <w:r>
-        <w:rPr>
-          <w:lang w:val="zh_CN" w:bidi="zh_CN"/>
-        </w:rPr>
-      </w:r>
-    </w:p>
-    <w:p>
-      <w:pPr>
-        <w:pStyle w:val="Heading2"/>
-      </w:pPr>
-      <w:r>
-        <w:rPr>
-          <w:lang w:val="zh_CN" w:bidi="zh_CN"/>
-        </w:rPr>
-        <w:t>祭物</w:t>
-      </w:r>
-      <w:r>
-        <w:rPr>
-          <w:lang w:val="zh_CN" w:bidi="zh_CN"/>
-        </w:rPr>
-      </w:r>
-    </w:p>
-    <w:p>
-      <w:pPr/>
-      <w:r>
-        <w:rPr>
-          <w:lang w:val="zh_CN" w:bidi="zh_CN"/>
-        </w:rPr>
-      </w:r>
-      <w:r>
-        <w:rPr>
-          <w:b/>
-          <w:lang w:val="zh_CN" w:bidi="zh_CN"/>
-        </w:rPr>
-        <w:t>祭物</w:t>
-      </w:r>
-      <w:r>
-        <w:rPr>
-          <w:lang w:val="zh_CN" w:bidi="zh_CN"/>
-        </w:rPr>
-        <w:t>是在仪式中向神献上的礼物或</w:t>
-      </w:r>
-      <w:r>
-        <w:rPr>
-          <w:lang w:val="zh_CN" w:bidi="zh_CN"/>
-        </w:rPr>
-        <w:t>献祭</w:t>
-      </w:r>
-      <w:r>
-        <w:rPr>
-          <w:lang w:val="zh_CN" w:bidi="zh_CN"/>
-        </w:rPr>
-        <w:t>，通常在</w:t>
-      </w:r>
-      <w:r>
-        <w:rPr>
-          <w:lang w:val="zh_CN" w:bidi="zh_CN"/>
-        </w:rPr>
-        <w:t>圣殿</w:t>
-      </w:r>
-      <w:r>
-        <w:rPr>
-          <w:lang w:val="zh_CN" w:bidi="zh_CN"/>
-        </w:rPr>
-        <w:t>或在特别的</w:t>
-      </w:r>
-      <w:r>
-        <w:rPr>
-          <w:lang w:val="zh_CN" w:bidi="zh_CN"/>
-        </w:rPr>
-        <w:t>祭坛</w:t>
-      </w:r>
-      <w:r>
-        <w:rPr>
-          <w:lang w:val="zh_CN" w:bidi="zh_CN"/>
-        </w:rPr>
-        <w:t>上。 人们可以出于多种原因而献祭，包括表示感谢、被</w:t>
-      </w:r>
-      <w:r>
-        <w:rPr>
-          <w:lang w:val="zh_CN" w:bidi="zh_CN"/>
-        </w:rPr>
-        <w:t>洁净</w:t>
-      </w:r>
-      <w:r>
-        <w:rPr>
-          <w:lang w:val="zh_CN" w:bidi="zh_CN"/>
-        </w:rPr>
-        <w:t>或请求</w:t>
-      </w:r>
-      <w:r>
-        <w:rPr>
-          <w:lang w:val="zh_CN" w:bidi="zh_CN"/>
-        </w:rPr>
-        <w:t>赦免</w:t>
-      </w:r>
-      <w:r>
-        <w:rPr>
-          <w:lang w:val="zh_CN" w:bidi="zh_CN"/>
-        </w:rPr>
-        <w:t>罪</w:t>
-      </w:r>
-      <w:r>
-        <w:rPr>
-          <w:lang w:val="zh_CN" w:bidi="zh_CN"/>
-        </w:rPr>
-        <w:t>。</w:t>
+      <w:hyperlink r:id="rId31">
+        <w:r>
+          <w:rPr>
+            <w:lang w:val="zh_CN" w:bidi="zh_CN"/>
+          </w:rPr>
+          <w:rPr>
+            <w:color w:val="0000EE"/>
+            <w:u w:val="single"/>
+          </w:rPr>
+          <w:t>mp3 file</w:t>
+        </w:r>
+      </w:hyperlink>
+      <w:r>
+        <w:rPr>
+          <w:lang w:val="zh_CN" w:bidi="zh_CN"/>
+        </w:rPr>
+        <w:t xml:space="preserve"> (None KB)</w:t>
       </w:r>
       <w:r>
         <w:rPr>

--- a/zhs/docx/029.content.docx
+++ b/zhs/docx/029.content.docx
@@ -39,80 +39,37 @@
           <w:b/>
           <w:lang w:val="zh_CN" w:bidi="zh_CN"/>
         </w:rPr>
-        <w:t>Familiarization, Internalization, Articulation (Fia) Terms</w:t>
-      </w:r>
-      <w:r>
-        <w:rPr>
-          <w:lang w:val="zh_CN" w:bidi="zh_CN"/>
-        </w:rPr>
-        <w:t xml:space="preserve"> (Chinese (Simplified)) is based on: </w:t>
-      </w:r>
-      <w:r>
-        <w:rPr>
-          <w:lang w:val="zh_CN" w:bidi="zh_CN"/>
-        </w:rPr>
-        <w:t>Familiarization, Internalization, Articulation (Fia) Terms</w:t>
-      </w:r>
-      <w:r>
-        <w:rPr>
-          <w:lang w:val="zh_CN" w:bidi="zh_CN"/>
-        </w:rPr>
-        <w:t xml:space="preserve">, </w:t>
-      </w:r>
-      <w:hyperlink r:id="rId13">
-        <w:r>
-          <w:rPr>
-            <w:lang w:val="zh_CN" w:bidi="zh_CN"/>
-          </w:rPr>
-          <w:rPr>
-            <w:color w:val="0000EE"/>
-            <w:u w:val="single"/>
-          </w:rPr>
-          <w:t>SRV Partners</w:t>
-        </w:r>
-      </w:hyperlink>
-      <w:r>
-        <w:rPr>
-          <w:lang w:val="zh_CN" w:bidi="zh_CN"/>
-        </w:rPr>
-        <w:t xml:space="preserve">, 2023, which is licensed under a </w:t>
-      </w:r>
-      <w:hyperlink r:id="rId14">
-        <w:r>
-          <w:rPr>
-            <w:lang w:val="zh_CN" w:bidi="zh_CN"/>
-          </w:rPr>
-          <w:rPr>
-            <w:color w:val="0000EE"/>
-            <w:u w:val="single"/>
-          </w:rPr>
-          <w:t>CC BY-SA 4.0 license</w:t>
-        </w:r>
-      </w:hyperlink>
-      <w:r>
-        <w:rPr>
-          <w:lang w:val="zh_CN" w:bidi="zh_CN"/>
-        </w:rPr>
-        <w:t>.</w:t>
-      </w:r>
-      <w:r>
-        <w:rPr>
-          <w:lang w:val="zh_CN" w:bidi="zh_CN"/>
-        </w:rPr>
-      </w:r>
-    </w:p>
-    <w:p>
-      <w:pPr/>
-      <w:r>
-        <w:rPr>
-          <w:lang w:val="zh_CN" w:bidi="zh_CN"/>
-        </w:rPr>
-      </w:r>
-      <w:r>
-        <w:rPr>
-          <w:lang w:val="zh_CN" w:bidi="zh_CN"/>
-        </w:rPr>
-        <w:t>This PDF version is provided under the same license.</w:t>
+        <w:t>Familiarization, Internalization, Articulation (FIA) Key Terms</w:t>
+      </w:r>
+      <w:r>
+        <w:rPr>
+          <w:lang w:val="zh_CN" w:bidi="zh_CN"/>
+        </w:rPr>
+        <w:t xml:space="preserve"> © 2023 SRV Partners Released under CC BY-SA 4.0 license. </w:t>
+      </w:r>
+      <w:r>
+        <w:rPr>
+          <w:lang w:val="zh_CN" w:bidi="zh_CN"/>
+        </w:rPr>
+        <w:t>Familiarization, Internalization, Articulation (FIA) Key Terms</w:t>
+      </w:r>
+      <w:r>
+        <w:rPr>
+          <w:lang w:val="zh_CN" w:bidi="zh_CN"/>
+        </w:rPr>
+        <w:t xml:space="preserve"> has been adapted in the following languages Tok Pisin, عربي, Français, हिंदी, Bahasa Indonesia, Português, Русский, Español, Kiswahili, 简体中文 from </w:t>
+      </w:r>
+      <w:r>
+        <w:rPr>
+          <w:lang w:val="zh_CN" w:bidi="zh_CN"/>
+        </w:rPr>
+        <w:t>Familiarization, Internalization, Articulation (FIA)</w:t>
+      </w:r>
+      <w:r>
+        <w:rPr>
+          <w:lang w:val="zh_CN" w:bidi="zh_CN"/>
+        </w:rPr>
+        <w:t xml:space="preserve"> © 2023 SRV Partners. Released under CC BY-SA 4.0 license by Mission Mutual</w:t>
       </w:r>
       <w:r>
         <w:rPr>
@@ -261,7 +218,7 @@
         </w:rPr>
         <w:t>这个词和</w:t>
       </w:r>
-      <w:hyperlink r:id="rId15">
+      <w:hyperlink r:id="rId13">
         <w:r>
           <w:rPr>
             <w:lang w:val="zh_CN" w:bidi="zh_CN"/>
@@ -279,7 +236,7 @@
         </w:rPr>
         <w:t>这个词是相同的。基督是</w:t>
       </w:r>
-      <w:hyperlink r:id="rId16">
+      <w:hyperlink r:id="rId14">
         <w:r>
           <w:rPr>
             <w:lang w:val="zh_CN" w:bidi="zh_CN"/>
@@ -297,7 +254,7 @@
         </w:rPr>
         <w:t>，弥赛亚是</w:t>
       </w:r>
-      <w:hyperlink r:id="rId17">
+      <w:hyperlink r:id="rId15">
         <w:r>
           <w:rPr>
             <w:lang w:val="zh_CN" w:bidi="zh_CN"/>
@@ -329,7 +286,7 @@
         </w:rPr>
         <w:t>"弥赛亚"这个词指的是神应许要差来的那位特别的</w:t>
       </w:r>
-      <w:hyperlink r:id="rId18">
+      <w:hyperlink r:id="rId16">
         <w:r>
           <w:rPr>
             <w:lang w:val="zh_CN" w:bidi="zh_CN"/>
@@ -347,7 +304,7 @@
         </w:rPr>
         <w:t>和</w:t>
       </w:r>
-      <w:hyperlink r:id="rId19">
+      <w:hyperlink r:id="rId17">
         <w:r>
           <w:rPr>
             <w:lang w:val="zh_CN" w:bidi="zh_CN"/>
@@ -379,7 +336,7 @@
         </w:rPr>
         <w:t>弥赛亚的字面意思是</w:t>
       </w:r>
-      <w:hyperlink r:id="rId20">
+      <w:hyperlink r:id="rId18">
         <w:r>
           <w:rPr>
             <w:lang w:val="zh_CN" w:bidi="zh_CN"/>
@@ -397,7 +354,7 @@
         </w:rPr>
         <w:t>。这意味着另外一个人把油倒在他们身上。这是一个记号，表明神给了这个人一项特殊的任务。例如，在旧约中，神告诉</w:t>
       </w:r>
-      <w:hyperlink r:id="rId21">
+      <w:hyperlink r:id="rId19">
         <w:r>
           <w:rPr>
             <w:lang w:val="zh_CN" w:bidi="zh_CN"/>
@@ -415,7 +372,7 @@
         </w:rPr>
         <w:t>撒母耳，要把油倒在</w:t>
       </w:r>
-      <w:hyperlink r:id="rId22">
+      <w:hyperlink r:id="rId20">
         <w:r>
           <w:rPr>
             <w:lang w:val="zh_CN" w:bidi="zh_CN"/>
@@ -433,7 +390,7 @@
         </w:rPr>
         <w:t>身上。这是一个记号，表明神拣选了大卫成为</w:t>
       </w:r>
-      <w:hyperlink r:id="rId23">
+      <w:hyperlink r:id="rId21">
         <w:r>
           <w:rPr>
             <w:lang w:val="zh_CN" w:bidi="zh_CN"/>
@@ -479,7 +436,7 @@
         </w:rPr>
         <w:t>大卫成为最受人喜爱的以色列王。但在大卫之后，其他人统治着以色列，他们中的许多人不是好王。这些王引导百姓远离神，因此神必须惩罚他们。以色列国被摧毁，并被其它</w:t>
       </w:r>
-      <w:hyperlink r:id="rId24">
+      <w:hyperlink r:id="rId22">
         <w:r>
           <w:rPr>
             <w:lang w:val="zh_CN" w:bidi="zh_CN"/>
@@ -505,7 +462,7 @@
           <w:lang w:val="zh_CN" w:bidi="zh_CN"/>
         </w:rPr>
       </w:r>
-      <w:hyperlink r:id="rId25">
+      <w:hyperlink r:id="rId23">
         <w:r>
           <w:rPr>
             <w:lang w:val="zh_CN" w:bidi="zh_CN"/>
@@ -550,7 +507,7 @@
         </w:rPr>
         <w:t>就是神应许要差来的弥赛亚。耶稣是大卫的后裔。耶稣证明了神借着祂非凡的大能和</w:t>
       </w:r>
-      <w:hyperlink r:id="rId26">
+      <w:hyperlink r:id="rId24">
         <w:r>
           <w:rPr>
             <w:lang w:val="zh_CN" w:bidi="zh_CN"/>
@@ -582,7 +539,7 @@
         </w:rPr>
         <w:t>耶稣几乎从不直接地对人们说："我是弥赛亚！"这是因为人们还没有真正知道耶稣是弥赛亚意味着什么。他们错误地</w:t>
       </w:r>
-      <w:hyperlink r:id="rId27">
+      <w:hyperlink r:id="rId25">
         <w:r>
           <w:rPr>
             <w:lang w:val="zh_CN" w:bidi="zh_CN"/>
@@ -600,7 +557,7 @@
         </w:rPr>
         <w:t>弥赛亚会恢复以色列国，并把政治权力交还给他们。耶稣反而自称是"</w:t>
       </w:r>
-      <w:hyperlink r:id="rId28">
+      <w:hyperlink r:id="rId26">
         <w:r>
           <w:rPr>
             <w:lang w:val="zh_CN" w:bidi="zh_CN"/>
@@ -632,7 +589,7 @@
         </w:rPr>
         <w:t>耶稣从死里复活后，祂的</w:t>
       </w:r>
-      <w:hyperlink r:id="rId29">
+      <w:hyperlink r:id="rId27">
         <w:r>
           <w:rPr>
             <w:lang w:val="zh_CN" w:bidi="zh_CN"/>
@@ -650,7 +607,7 @@
         </w:rPr>
         <w:t>非常确定祂就是弥赛亚，他们开始与其他人分享这个好消息。神已经差来了救主！但耶稣不是一个只把人们从地上的政府中解救出来的救主。耶稣是救主，祂做了更多的事情，耶稣解救人们脱离</w:t>
       </w:r>
-      <w:hyperlink r:id="rId30">
+      <w:hyperlink r:id="rId28">
         <w:r>
           <w:rPr>
             <w:lang w:val="zh_CN" w:bidi="zh_CN"/>
@@ -808,7 +765,7 @@
           <w:lang w:val="zh_CN" w:bidi="zh_CN"/>
         </w:rPr>
       </w:r>
-      <w:hyperlink r:id="rId31">
+      <w:hyperlink r:id="rId29">
         <w:r>
           <w:rPr>
             <w:lang w:val="zh_CN" w:bidi="zh_CN"/>
@@ -895,7 +852,7 @@
         </w:rPr>
         <w:t>有时神会赐下一个记号作为警告，告诉人们一些重要的事。 例如，神告诉</w:t>
       </w:r>
-      <w:hyperlink r:id="rId32">
+      <w:hyperlink r:id="rId30">
         <w:r>
           <w:rPr>
             <w:lang w:val="zh_CN" w:bidi="zh_CN"/>
@@ -913,7 +870,7 @@
         </w:rPr>
         <w:t>以利，以利的两个儿子将在同一天死亡。 这将是一个记号，表明神所说的一切事，作为对</w:t>
       </w:r>
-      <w:hyperlink r:id="rId25">
+      <w:hyperlink r:id="rId23">
         <w:r>
           <w:rPr>
             <w:lang w:val="zh_CN" w:bidi="zh_CN"/>
@@ -931,7 +888,7 @@
         </w:rPr>
         <w:t>人的</w:t>
       </w:r>
-      <w:hyperlink r:id="rId30">
+      <w:hyperlink r:id="rId28">
         <w:r>
           <w:rPr>
             <w:lang w:val="zh_CN" w:bidi="zh_CN"/>
@@ -963,7 +920,7 @@
         </w:rPr>
         <w:t>耶稣行了许多</w:t>
       </w:r>
-      <w:hyperlink r:id="rId33">
+      <w:hyperlink r:id="rId31">
         <w:r>
           <w:rPr>
             <w:lang w:val="zh_CN" w:bidi="zh_CN"/>
@@ -995,7 +952,7 @@
         </w:rPr>
         <w:t>耶稣的</w:t>
       </w:r>
-      <w:hyperlink r:id="rId34">
+      <w:hyperlink r:id="rId32">
         <w:r>
           <w:rPr>
             <w:lang w:val="zh_CN" w:bidi="zh_CN"/>
@@ -1041,7 +998,7 @@
         </w:rPr>
         <w:t>记号帮助人们</w:t>
       </w:r>
-      <w:hyperlink r:id="rId27">
+      <w:hyperlink r:id="rId25">
         <w:r>
           <w:rPr>
             <w:lang w:val="zh_CN" w:bidi="zh_CN"/>
@@ -1126,7 +1083,7 @@
           <w:lang w:val="zh_CN" w:bidi="zh_CN"/>
         </w:rPr>
       </w:r>
-      <w:hyperlink r:id="rId31">
+      <w:hyperlink r:id="rId29">
         <w:r>
           <w:rPr>
             <w:lang w:val="zh_CN" w:bidi="zh_CN"/>
@@ -1199,7 +1156,7 @@
         </w:rPr>
         <w:t>是在</w:t>
       </w:r>
-      <w:hyperlink r:id="rId35">
+      <w:hyperlink r:id="rId33">
         <w:r>
           <w:rPr>
             <w:lang w:val="zh_CN" w:bidi="zh_CN"/>
@@ -1217,7 +1174,7 @@
         </w:rPr>
         <w:t>的神的</w:t>
       </w:r>
-      <w:hyperlink r:id="rId36">
+      <w:hyperlink r:id="rId34">
         <w:r>
           <w:rPr>
             <w:lang w:val="zh_CN" w:bidi="zh_CN"/>
@@ -1235,7 +1192,7 @@
         </w:rPr>
         <w:t>中工作的人。在人们建造圣殿之前，祭司在</w:t>
       </w:r>
-      <w:hyperlink r:id="rId37">
+      <w:hyperlink r:id="rId35">
         <w:r>
           <w:rPr>
             <w:lang w:val="zh_CN" w:bidi="zh_CN"/>
@@ -1253,7 +1210,7 @@
         </w:rPr>
         <w:t>中工作，会幕是便携式的圣殿，是一顶帐篷。 圣殿以及在此之前的会幕，是</w:t>
       </w:r>
-      <w:hyperlink r:id="rId25">
+      <w:hyperlink r:id="rId23">
         <w:r>
           <w:rPr>
             <w:lang w:val="zh_CN" w:bidi="zh_CN"/>
@@ -1271,7 +1228,7 @@
         </w:rPr>
         <w:t>敬拜神的地方。 祭司负责代表百姓向神</w:t>
       </w:r>
-      <w:hyperlink r:id="rId38">
+      <w:hyperlink r:id="rId36">
         <w:r>
           <w:rPr>
             <w:lang w:val="zh_CN" w:bidi="zh_CN"/>
@@ -1289,7 +1246,7 @@
         </w:rPr>
         <w:t>。 他们看顾圣殿，并教导人们如何</w:t>
       </w:r>
-      <w:hyperlink r:id="rId39">
+      <w:hyperlink r:id="rId37">
         <w:r>
           <w:rPr>
             <w:lang w:val="zh_CN" w:bidi="zh_CN"/>
@@ -1321,7 +1278,7 @@
         </w:rPr>
         <w:t>神是</w:t>
       </w:r>
-      <w:hyperlink r:id="rId40">
+      <w:hyperlink r:id="rId38">
         <w:r>
           <w:rPr>
             <w:lang w:val="zh_CN" w:bidi="zh_CN"/>
@@ -1339,7 +1296,7 @@
         </w:rPr>
         <w:t>的，人们不能来到祂面前，因为人们是</w:t>
       </w:r>
-      <w:hyperlink r:id="rId30">
+      <w:hyperlink r:id="rId28">
         <w:r>
           <w:rPr>
             <w:lang w:val="zh_CN" w:bidi="zh_CN"/>
@@ -1357,7 +1314,7 @@
         </w:rPr>
         <w:t>。 因为人是有罪的，所以他们是</w:t>
       </w:r>
-      <w:hyperlink r:id="rId41">
+      <w:hyperlink r:id="rId39">
         <w:r>
           <w:rPr>
             <w:lang w:val="zh_CN" w:bidi="zh_CN"/>
@@ -1375,7 +1332,7 @@
         </w:rPr>
         <w:t>的。 在圣经中，不洁净的意思是不适合来到神面前。 人们必须首先变得洁净。 祭司的工作是使人洁净，即</w:t>
       </w:r>
-      <w:hyperlink r:id="rId42">
+      <w:hyperlink r:id="rId40">
         <w:r>
           <w:rPr>
             <w:lang w:val="zh_CN" w:bidi="zh_CN"/>
@@ -1393,7 +1350,7 @@
         </w:rPr>
         <w:t>他们。 祭司通过代表百姓</w:t>
       </w:r>
-      <w:hyperlink r:id="rId38">
+      <w:hyperlink r:id="rId36">
         <w:r>
           <w:rPr>
             <w:lang w:val="zh_CN" w:bidi="zh_CN"/>
@@ -1411,7 +1368,7 @@
         </w:rPr>
         <w:t>，并教导人们如何生活来做到这一点。 他们举行仪式，象征着人们变得洁净。 因此，祭司处于神和百姓之间。 他们使人们有可能来到神面前，并继续与神保持良好的</w:t>
       </w:r>
-      <w:hyperlink r:id="rId43">
+      <w:hyperlink r:id="rId41">
         <w:r>
           <w:rPr>
             <w:lang w:val="zh_CN" w:bidi="zh_CN"/>
@@ -1429,7 +1386,7 @@
         </w:rPr>
         <w:t>。 他们洁净百姓，这样神就可以下来与百姓相遇。 对</w:t>
       </w:r>
-      <w:hyperlink r:id="rId44">
+      <w:hyperlink r:id="rId42">
         <w:r>
           <w:rPr>
             <w:lang w:val="zh_CN" w:bidi="zh_CN"/>
@@ -1461,7 +1418,7 @@
         </w:rPr>
         <w:t xml:space="preserve">只有特定的人才能成为成为祭司。 </w:t>
       </w:r>
-      <w:hyperlink r:id="rId25">
+      <w:hyperlink r:id="rId23">
         <w:r>
           <w:rPr>
             <w:lang w:val="zh_CN" w:bidi="zh_CN"/>
@@ -1479,7 +1436,7 @@
         </w:rPr>
         <w:t>分为12个支派。 一个支派被称为利未支派，这个支派中的人被称为</w:t>
       </w:r>
-      <w:hyperlink r:id="rId45">
+      <w:hyperlink r:id="rId43">
         <w:r>
           <w:rPr>
             <w:lang w:val="zh_CN" w:bidi="zh_CN"/>
@@ -1497,7 +1454,7 @@
         </w:rPr>
         <w:t>。 通过摩西，神将祂的</w:t>
       </w:r>
-      <w:hyperlink r:id="rId46">
+      <w:hyperlink r:id="rId44">
         <w:r>
           <w:rPr>
             <w:lang w:val="zh_CN" w:bidi="zh_CN"/>
@@ -1515,7 +1472,7 @@
         </w:rPr>
         <w:t>赐给人们，他是利未人。 摩西的兄弟亚伦也是利未人。 亚伦成为犹太人的第一位</w:t>
       </w:r>
-      <w:hyperlink r:id="rId47">
+      <w:hyperlink r:id="rId45">
         <w:r>
           <w:rPr>
             <w:lang w:val="zh_CN" w:bidi="zh_CN"/>
@@ -1533,7 +1490,7 @@
         </w:rPr>
         <w:t>。 大祭司是最重要的祭司。 神使亚伦的儿子们成为第一批祭司。 从那时候起，亚伦的所有男性</w:t>
       </w:r>
-      <w:hyperlink r:id="rId48">
+      <w:hyperlink r:id="rId46">
         <w:r>
           <w:rPr>
             <w:lang w:val="zh_CN" w:bidi="zh_CN"/>
@@ -1579,7 +1536,7 @@
         </w:rPr>
         <w:t>在耶稣时代，一些祭司也是百姓的领袖。 他们被称为祭司长。 这些祭司长或带头祭司通常是富有的人，他们与大祭司有亲缘关系。 他们通常属于一群名为</w:t>
       </w:r>
-      <w:hyperlink r:id="rId49">
+      <w:hyperlink r:id="rId47">
         <w:r>
           <w:rPr>
             <w:lang w:val="zh_CN" w:bidi="zh_CN"/>
@@ -1597,7 +1554,7 @@
         </w:rPr>
         <w:t>的宗教领袖团体，并且是犹太议会，即</w:t>
       </w:r>
-      <w:hyperlink r:id="rId50">
+      <w:hyperlink r:id="rId48">
         <w:r>
           <w:rPr>
             <w:lang w:val="zh_CN" w:bidi="zh_CN"/>
@@ -1629,7 +1586,7 @@
         </w:rPr>
         <w:t>住在</w:t>
       </w:r>
-      <w:hyperlink r:id="rId23">
+      <w:hyperlink r:id="rId21">
         <w:r>
           <w:rPr>
             <w:lang w:val="zh_CN" w:bidi="zh_CN"/>
@@ -1690,7 +1647,7 @@
         </w:rPr>
         <w:t>一些</w:t>
       </w:r>
-      <w:hyperlink r:id="rId51">
+      <w:hyperlink r:id="rId49">
         <w:r>
           <w:rPr>
             <w:lang w:val="zh_CN" w:bidi="zh_CN"/>
@@ -1702,7 +1659,7 @@
           <w:t>基督徒</w:t>
         </w:r>
       </w:hyperlink>
-      <w:hyperlink r:id="rId52">
+      <w:hyperlink r:id="rId50">
         <w:r>
           <w:rPr>
             <w:lang w:val="zh_CN" w:bidi="zh_CN"/>
@@ -1787,7 +1744,7 @@
           <w:lang w:val="zh_CN" w:bidi="zh_CN"/>
         </w:rPr>
       </w:r>
-      <w:hyperlink r:id="rId31">
+      <w:hyperlink r:id="rId29">
         <w:r>
           <w:rPr>
             <w:lang w:val="zh_CN" w:bidi="zh_CN"/>
@@ -1860,7 +1817,7 @@
         </w:rPr>
         <w:t>是在仪式中向神献上的礼物或</w:t>
       </w:r>
-      <w:hyperlink r:id="rId38">
+      <w:hyperlink r:id="rId36">
         <w:r>
           <w:rPr>
             <w:lang w:val="zh_CN" w:bidi="zh_CN"/>
@@ -1878,7 +1835,7 @@
         </w:rPr>
         <w:t>，通常在</w:t>
       </w:r>
-      <w:hyperlink r:id="rId36">
+      <w:hyperlink r:id="rId34">
         <w:r>
           <w:rPr>
             <w:lang w:val="zh_CN" w:bidi="zh_CN"/>
@@ -1896,7 +1853,7 @@
         </w:rPr>
         <w:t>或在特别的</w:t>
       </w:r>
-      <w:hyperlink r:id="rId53">
+      <w:hyperlink r:id="rId51">
         <w:r>
           <w:rPr>
             <w:lang w:val="zh_CN" w:bidi="zh_CN"/>
@@ -1914,7 +1871,7 @@
         </w:rPr>
         <w:t>上。 人们可以出于多种原因而献祭，包括表示感谢、被</w:t>
       </w:r>
-      <w:hyperlink r:id="rId42">
+      <w:hyperlink r:id="rId40">
         <w:r>
           <w:rPr>
             <w:lang w:val="zh_CN" w:bidi="zh_CN"/>
@@ -1932,7 +1889,7 @@
         </w:rPr>
         <w:t>或请求</w:t>
       </w:r>
-      <w:hyperlink r:id="rId54">
+      <w:hyperlink r:id="rId52">
         <w:r>
           <w:rPr>
             <w:lang w:val="zh_CN" w:bidi="zh_CN"/>
@@ -1944,7 +1901,7 @@
           <w:t>赦免</w:t>
         </w:r>
       </w:hyperlink>
-      <w:hyperlink r:id="rId30">
+      <w:hyperlink r:id="rId28">
         <w:r>
           <w:rPr>
             <w:lang w:val="zh_CN" w:bidi="zh_CN"/>
@@ -2015,7 +1972,7 @@
           <w:lang w:val="zh_CN" w:bidi="zh_CN"/>
         </w:rPr>
       </w:r>
-      <w:hyperlink r:id="rId31">
+      <w:hyperlink r:id="rId29">
         <w:r>
           <w:rPr>
             <w:lang w:val="zh_CN" w:bidi="zh_CN"/>

--- a/zhs/docx/029.content.docx
+++ b/zhs/docx/029.content.docx
@@ -45,7 +45,7 @@
         <w:rPr>
           <w:lang w:val="zh_CN" w:bidi="zh_CN"/>
         </w:rPr>
-        <w:t xml:space="preserve"> © 2023 SRV Partners Released under CC BY-SA 4.0 license. </w:t>
+        <w:t xml:space="preserve"> © 2025 Word Collective Released under CC BY-SA 4.0 license. </w:t>
       </w:r>
       <w:r>
         <w:rPr>
@@ -69,7 +69,7 @@
         <w:rPr>
           <w:lang w:val="zh_CN" w:bidi="zh_CN"/>
         </w:rPr>
-        <w:t xml:space="preserve"> © 2023 SRV Partners. Released under CC BY-SA 4.0 license by Mission Mutual</w:t>
+        <w:t xml:space="preserve"> © 2025 Word Collective. Released under CC BY-SA 4.0 license by Mission Mutual</w:t>
       </w:r>
       <w:r>
         <w:rPr>
